--- a/13/docs/answer/answer.docx
+++ b/13/docs/answer/answer.docx
@@ -41,7 +41,7 @@
         <w:rPr>
           <w:rFonts w:hint="eastAsia"/>
         </w:rPr>
-        <w:t xml:space="preserve">姜玥晟</w:t>
+        <w:t xml:space="preserve">姜玥晟、周鑫志、高西飞</w:t>
       </w:r>
     </w:p>
     <w:p>
@@ -55,11 +55,14 @@
     <w:tbl>
       <w:tblPr>
         <w:tblStyle w:val="Table"/>
-        <w:tblW w:type="auto" w:w="0"/>
+        <w:tblW w:type="pct" w:w="5000"/>
+        <w:tblLayout w:type="fixed"/>
         <w:tblLook w:firstRow="1" w:lastRow="0" w:firstColumn="0" w:lastColumn="0" w:noHBand="0" w:noVBand="0" w:val="0020"/>
       </w:tblPr>
       <w:tblGrid>
-        <w:gridCol w:w="7920"/>
+        <w:gridCol w:w="2640"/>
+        <w:gridCol w:w="2640"/>
+        <w:gridCol w:w="2640"/>
       </w:tblGrid>
       <w:tr>
         <w:trPr>
@@ -75,14 +78,14 @@
             <w:r>
               <w:drawing>
                 <wp:inline>
-                  <wp:extent cx="1066800" cy="1493520"/>
+                  <wp:extent cx="4160520" cy="5824728"/>
                   <wp:effectExtent b="0" l="0" r="0" t="0"/>
-                  <wp:docPr descr="Portrait" title="" id="10" name="Picture"/>
+                  <wp:docPr descr="姜玥晟" title="" id="10" name="Picture"/>
                   <a:graphic>
                     <a:graphicData uri="http://schemas.openxmlformats.org/drawingml/2006/picture">
                       <pic:pic>
                         <pic:nvPicPr>
-                          <pic:cNvPr descr="assets/profile.jpg" id="11" name="Picture"/>
+                          <pic:cNvPr descr="assets/pic_1.jpg" id="11" name="Picture"/>
                           <pic:cNvPicPr>
                             <a:picLocks noChangeArrowheads="1" noChangeAspect="1"/>
                           </pic:cNvPicPr>
@@ -96,7 +99,7 @@
                         <pic:spPr bwMode="auto">
                           <a:xfrm>
                             <a:off x="0" y="0"/>
-                            <a:ext cx="1066800" cy="1493520"/>
+                            <a:ext cx="4160520" cy="5824728"/>
                           </a:xfrm>
                           <a:prstGeom prst="rect">
                             <a:avLst/>
@@ -113,6 +116,155 @@
                   </a:graphic>
                 </wp:inline>
               </w:drawing>
+            </w:r>
+          </w:p>
+        </w:tc>
+        <w:tc>
+          <w:tcPr/>
+          <w:p>
+            <w:pPr>
+              <w:pStyle w:val="Compact"/>
+              <w:jc w:val="center"/>
+            </w:pPr>
+            <w:r>
+              <w:drawing>
+                <wp:inline>
+                  <wp:extent cx="4160520" cy="6240780"/>
+                  <wp:effectExtent b="0" l="0" r="0" t="0"/>
+                  <wp:docPr descr="周鑫志" title="" id="13" name="Picture"/>
+                  <a:graphic>
+                    <a:graphicData uri="http://schemas.openxmlformats.org/drawingml/2006/picture">
+                      <pic:pic>
+                        <pic:nvPicPr>
+                          <pic:cNvPr descr="assets/pic_2.jpg" id="14" name="Picture"/>
+                          <pic:cNvPicPr>
+                            <a:picLocks noChangeArrowheads="1" noChangeAspect="1"/>
+                          </pic:cNvPicPr>
+                        </pic:nvPicPr>
+                        <pic:blipFill>
+                          <a:blip r:embed="rId12"/>
+                          <a:stretch>
+                            <a:fillRect/>
+                          </a:stretch>
+                        </pic:blipFill>
+                        <pic:spPr bwMode="auto">
+                          <a:xfrm>
+                            <a:off x="0" y="0"/>
+                            <a:ext cx="4160520" cy="6240780"/>
+                          </a:xfrm>
+                          <a:prstGeom prst="rect">
+                            <a:avLst/>
+                          </a:prstGeom>
+                          <a:noFill/>
+                          <a:ln w="9525">
+                            <a:noFill/>
+                            <a:headEnd/>
+                            <a:tailEnd/>
+                          </a:ln>
+                        </pic:spPr>
+                      </pic:pic>
+                    </a:graphicData>
+                  </a:graphic>
+                </wp:inline>
+              </w:drawing>
+            </w:r>
+          </w:p>
+        </w:tc>
+        <w:tc>
+          <w:tcPr/>
+          <w:p>
+            <w:pPr>
+              <w:pStyle w:val="Compact"/>
+              <w:jc w:val="center"/>
+            </w:pPr>
+            <w:r>
+              <w:drawing>
+                <wp:inline>
+                  <wp:extent cx="3898900" cy="5397500"/>
+                  <wp:effectExtent b="0" l="0" r="0" t="0"/>
+                  <wp:docPr descr="高西飞" title="" id="16" name="Picture"/>
+                  <a:graphic>
+                    <a:graphicData uri="http://schemas.openxmlformats.org/drawingml/2006/picture">
+                      <pic:pic>
+                        <pic:nvPicPr>
+                          <pic:cNvPr descr="assets/pic_3.jpg" id="17" name="Picture"/>
+                          <pic:cNvPicPr>
+                            <a:picLocks noChangeArrowheads="1" noChangeAspect="1"/>
+                          </pic:cNvPicPr>
+                        </pic:nvPicPr>
+                        <pic:blipFill>
+                          <a:blip r:embed="rId15"/>
+                          <a:stretch>
+                            <a:fillRect/>
+                          </a:stretch>
+                        </pic:blipFill>
+                        <pic:spPr bwMode="auto">
+                          <a:xfrm>
+                            <a:off x="0" y="0"/>
+                            <a:ext cx="3898900" cy="5397500"/>
+                          </a:xfrm>
+                          <a:prstGeom prst="rect">
+                            <a:avLst/>
+                          </a:prstGeom>
+                          <a:noFill/>
+                          <a:ln w="9525">
+                            <a:noFill/>
+                            <a:headEnd/>
+                            <a:tailEnd/>
+                          </a:ln>
+                        </pic:spPr>
+                      </pic:pic>
+                    </a:graphicData>
+                  </a:graphic>
+                </wp:inline>
+              </w:drawing>
+            </w:r>
+          </w:p>
+        </w:tc>
+      </w:tr>
+      <w:tr>
+        <w:tc>
+          <w:tcPr/>
+          <w:p>
+            <w:pPr>
+              <w:pStyle w:val="Compact"/>
+              <w:jc w:val="center"/>
+            </w:pPr>
+            <w:r>
+              <w:rPr>
+                <w:rFonts w:hint="eastAsia"/>
+              </w:rPr>
+              <w:t xml:space="preserve">姜玥晟</w:t>
+            </w:r>
+          </w:p>
+        </w:tc>
+        <w:tc>
+          <w:tcPr/>
+          <w:p>
+            <w:pPr>
+              <w:pStyle w:val="Compact"/>
+              <w:jc w:val="center"/>
+            </w:pPr>
+            <w:r>
+              <w:rPr>
+                <w:rFonts w:hint="eastAsia"/>
+              </w:rPr>
+              <w:t xml:space="preserve">周鑫志</w:t>
+            </w:r>
+          </w:p>
+        </w:tc>
+        <w:tc>
+          <w:tcPr/>
+          <w:p>
+            <w:pPr>
+              <w:pStyle w:val="Compact"/>
+              <w:jc w:val="center"/>
+            </w:pPr>
+            <w:r>
+              <w:rPr>
+                <w:rFonts w:hint="eastAsia"/>
+              </w:rPr>
+              <w:t xml:space="preserve">高西飞</w:t>
             </w:r>
           </w:p>
         </w:tc>
@@ -209,7 +361,7 @@
               <w:rPr>
                 <w:rFonts w:hint="eastAsia"/>
               </w:rPr>
-              <w:t xml:space="preserve">学生姓名</w:t>
+              <w:t xml:space="preserve">作业属性</w:t>
             </w:r>
           </w:p>
         </w:tc>
@@ -224,7 +376,39 @@
               <w:rPr>
                 <w:rFonts w:hint="eastAsia"/>
               </w:rPr>
-              <w:t xml:space="preserve">姜玥晟</w:t>
+              <w:t xml:space="preserve">小组作业</w:t>
+            </w:r>
+          </w:p>
+        </w:tc>
+      </w:tr>
+      <w:tr>
+        <w:tc>
+          <w:tcPr/>
+          <w:p>
+            <w:pPr>
+              <w:pStyle w:val="Compact"/>
+              <w:jc w:val="left"/>
+            </w:pPr>
+            <w:r>
+              <w:rPr>
+                <w:rFonts w:hint="eastAsia"/>
+              </w:rPr>
+              <w:t xml:space="preserve">小组成员</w:t>
+            </w:r>
+          </w:p>
+        </w:tc>
+        <w:tc>
+          <w:tcPr/>
+          <w:p>
+            <w:pPr>
+              <w:pStyle w:val="Compact"/>
+              <w:jc w:val="left"/>
+            </w:pPr>
+            <w:r>
+              <w:rPr>
+                <w:rFonts w:hint="eastAsia"/>
+              </w:rPr>
+              <w:t xml:space="preserve">姜玥晟、周鑫志、高西飞</w:t>
             </w:r>
           </w:p>
         </w:tc>
@@ -471,7 +655,7 @@
         </w:tc>
       </w:tr>
     </w:tbl>
-    <w:bookmarkStart w:id="41" w:name="i.-一维-ising-模型的-metropolis-模拟"/>
+    <w:bookmarkStart w:id="47" w:name="i.-一维-ising-模型的-metropolis-模拟"/>
     <w:p>
       <w:pPr>
         <w:pStyle w:val="Heading1"/>
@@ -504,7 +688,7 @@
         <w:t xml:space="preserve">模拟</w:t>
       </w:r>
     </w:p>
-    <w:bookmarkStart w:id="19" w:name="problem-1a有序初态的平衡时间"/>
+    <w:bookmarkStart w:id="25" w:name="problem-1a有序初态的平衡时间"/>
     <w:p>
       <w:pPr>
         <w:pStyle w:val="Heading2"/>
@@ -519,7 +703,7 @@
         <w:t xml:space="preserve">1(a)：有序初态的平衡时间</w:t>
       </w:r>
     </w:p>
-    <w:bookmarkStart w:id="12" w:name="待求问题"/>
+    <w:bookmarkStart w:id="18" w:name="待求问题"/>
     <w:p>
       <w:pPr>
         <w:pStyle w:val="Heading3"/>
@@ -595,8 +779,8 @@
         <w:t xml:space="preserve">步后的能量，并估计系统达到平衡所需的步数。</w:t>
       </w:r>
     </w:p>
-    <w:bookmarkEnd w:id="12"/>
-    <w:bookmarkStart w:id="13" w:name="解决方式"/>
+    <w:bookmarkEnd w:id="18"/>
+    <w:bookmarkStart w:id="19" w:name="解决方式"/>
     <w:p>
       <w:pPr>
         <w:pStyle w:val="Heading3"/>
@@ -1331,8 +1515,8 @@
         <w:t xml:space="preserve">estimate equilibration from the energy moving average</w:t>
       </w:r>
     </w:p>
-    <w:bookmarkEnd w:id="13"/>
-    <w:bookmarkStart w:id="17" w:name="问题答案"/>
+    <w:bookmarkEnd w:id="19"/>
+    <w:bookmarkStart w:id="23" w:name="问题答案"/>
     <w:p>
       <w:pPr>
         <w:pStyle w:val="Heading3"/>
@@ -1820,18 +2004,18 @@
           <wp:inline>
             <wp:extent cx="3307080" cy="1899274"/>
             <wp:effectExtent b="0" l="0" r="0" t="0"/>
-            <wp:docPr descr="一维 Metropolis 模拟在 T=1 时的能量弛豫" title="" id="15" name="Picture"/>
+            <wp:docPr descr="一维 Metropolis 模拟在 T=1 时的能量弛豫" title="" id="21" name="Picture"/>
             <a:graphic>
               <a:graphicData uri="http://schemas.openxmlformats.org/drawingml/2006/picture">
                 <pic:pic>
                   <pic:nvPicPr>
-                    <pic:cNvPr descr="../../result/problem1_equilibration.png" id="16" name="Picture"/>
+                    <pic:cNvPr descr="../../result/problem1_equilibration.png" id="22" name="Picture"/>
                     <pic:cNvPicPr>
                       <a:picLocks noChangeArrowheads="1" noChangeAspect="1"/>
                     </pic:cNvPicPr>
                   </pic:nvPicPr>
                   <pic:blipFill>
-                    <a:blip r:embed="rId14"/>
+                    <a:blip r:embed="rId20"/>
                     <a:stretch>
                       <a:fillRect/>
                     </a:stretch>
@@ -1887,8 +2071,8 @@
         <w:t xml:space="preserve">时的能量弛豫</w:t>
       </w:r>
     </w:p>
-    <w:bookmarkEnd w:id="17"/>
-    <w:bookmarkStart w:id="18" w:name="理解"/>
+    <w:bookmarkEnd w:id="23"/>
+    <w:bookmarkStart w:id="24" w:name="分析"/>
     <w:p>
       <w:pPr>
         <w:pStyle w:val="Heading3"/>
@@ -1897,7 +2081,7 @@
         <w:rPr>
           <w:rFonts w:hint="eastAsia"/>
         </w:rPr>
-        <w:t xml:space="preserve">理解</w:t>
+        <w:t xml:space="preserve">分析</w:t>
       </w:r>
     </w:p>
     <w:p>
@@ -1934,9 +2118,9 @@
         <w:t xml:space="preserve">向平衡均值上升。低温下接受率不高，弛豫不是单调过程，但能量滑动平均会围绕理论均值波动。</w:t>
       </w:r>
     </w:p>
-    <w:bookmarkEnd w:id="18"/>
-    <w:bookmarkEnd w:id="19"/>
-    <w:bookmarkStart w:id="24" w:name="problem-1b随机初态的平衡时间"/>
+    <w:bookmarkEnd w:id="24"/>
+    <w:bookmarkEnd w:id="25"/>
+    <w:bookmarkStart w:id="30" w:name="problem-1b随机初态的平衡时间"/>
     <w:p>
       <w:pPr>
         <w:pStyle w:val="Heading2"/>
@@ -1951,7 +2135,7 @@
         <w:t xml:space="preserve">1(b)：随机初态的平衡时间</w:t>
       </w:r>
     </w:p>
-    <w:bookmarkStart w:id="20" w:name="待求问题-1"/>
+    <w:bookmarkStart w:id="26" w:name="待求问题-1"/>
     <w:p>
       <w:pPr>
         <w:pStyle w:val="Heading3"/>
@@ -1994,8 +2178,8 @@
         <w:t xml:space="preserve">，估计系统达到平衡所需的时间。</w:t>
       </w:r>
     </w:p>
-    <w:bookmarkEnd w:id="20"/>
-    <w:bookmarkStart w:id="21" w:name="解决方式-1"/>
+    <w:bookmarkEnd w:id="26"/>
+    <w:bookmarkStart w:id="27" w:name="解决方式-1"/>
     <w:p>
       <w:pPr>
         <w:pStyle w:val="Heading3"/>
@@ -2062,8 +2246,8 @@
         <w:t xml:space="preserve">时系统需要向低能量区域弛豫。</w:t>
       </w:r>
     </w:p>
-    <w:bookmarkEnd w:id="21"/>
-    <w:bookmarkStart w:id="22" w:name="问题答案-1"/>
+    <w:bookmarkEnd w:id="27"/>
+    <w:bookmarkStart w:id="28" w:name="问题答案-1"/>
     <w:p>
       <w:pPr>
         <w:pStyle w:val="Heading3"/>
@@ -2262,8 +2446,8 @@
         <w:t xml:space="preserve"> 0.258。</w:t>
       </w:r>
     </w:p>
-    <w:bookmarkEnd w:id="22"/>
-    <w:bookmarkStart w:id="23" w:name="理解-1"/>
+    <w:bookmarkEnd w:id="28"/>
+    <w:bookmarkStart w:id="29" w:name="分析-1"/>
     <w:p>
       <w:pPr>
         <w:pStyle w:val="Heading3"/>
@@ -2272,7 +2456,7 @@
         <w:rPr>
           <w:rFonts w:hint="eastAsia"/>
         </w:rPr>
-        <w:t xml:space="preserve">理解</w:t>
+        <w:t xml:space="preserve">分析</w:t>
       </w:r>
     </w:p>
     <w:p>
@@ -2286,9 +2470,9 @@
         <w:t xml:space="preserve">随机初态离低温平衡态的能量更远，但它一开始有许多可降低能量的翻转，所以前期降能较快。与全向上初态相比，两者最终能量均接近同一热平衡值；差异主要体现在早期弛豫路径。</w:t>
       </w:r>
     </w:p>
-    <w:bookmarkEnd w:id="23"/>
-    <w:bookmarkEnd w:id="24"/>
-    <w:bookmarkStart w:id="32" w:name="problem-1c温度扫描平均能量与磁化"/>
+    <w:bookmarkEnd w:id="29"/>
+    <w:bookmarkEnd w:id="30"/>
+    <w:bookmarkStart w:id="38" w:name="problem-1c温度扫描平均能量与磁化"/>
     <w:p>
       <w:pPr>
         <w:pStyle w:val="Heading2"/>
@@ -2303,7 +2487,7 @@
         <w:t xml:space="preserve">1(c)：温度扫描、平均能量与磁化</w:t>
       </w:r>
     </w:p>
-    <w:bookmarkStart w:id="25" w:name="待求问题-2"/>
+    <w:bookmarkStart w:id="31" w:name="待求问题-2"/>
     <w:p>
       <w:pPr>
         <w:pStyle w:val="Heading3"/>
@@ -2632,8 +2816,8 @@
         <w:t xml:space="preserve">是否依赖初态。</w:t>
       </w:r>
     </w:p>
-    <w:bookmarkEnd w:id="25"/>
-    <w:bookmarkStart w:id="26" w:name="解决方式-2"/>
+    <w:bookmarkEnd w:id="31"/>
+    <w:bookmarkStart w:id="32" w:name="解决方式-2"/>
     <w:p>
       <w:pPr>
         <w:pStyle w:val="Heading3"/>
@@ -2833,8 +3017,8 @@
         <w:t xml:space="preserve">        compare mean E with -N tanh(1 / T)</w:t>
       </w:r>
     </w:p>
-    <w:bookmarkEnd w:id="26"/>
-    <w:bookmarkStart w:id="30" w:name="问题答案-2"/>
+    <w:bookmarkEnd w:id="32"/>
+    <w:bookmarkStart w:id="36" w:name="问题答案-2"/>
     <w:p>
       <w:pPr>
         <w:pStyle w:val="Heading3"/>
@@ -3761,18 +3945,18 @@
           <wp:inline>
             <wp:extent cx="4587240" cy="1834896"/>
             <wp:effectExtent b="0" l="0" r="0" t="0"/>
-            <wp:docPr descr="一维 Ising 链的温度扫描" title="" id="28" name="Picture"/>
+            <wp:docPr descr="一维 Ising 链的温度扫描" title="" id="34" name="Picture"/>
             <a:graphic>
               <a:graphicData uri="http://schemas.openxmlformats.org/drawingml/2006/picture">
                 <pic:pic>
                   <pic:nvPicPr>
-                    <pic:cNvPr descr="../../result/problem1_temperature_scan.png" id="29" name="Picture"/>
+                    <pic:cNvPr descr="../../result/problem1_temperature_scan.png" id="35" name="Picture"/>
                     <pic:cNvPicPr>
                       <a:picLocks noChangeArrowheads="1" noChangeAspect="1"/>
                     </pic:cNvPicPr>
                   </pic:nvPicPr>
                   <pic:blipFill>
-                    <a:blip r:embed="rId27"/>
+                    <a:blip r:embed="rId33"/>
                     <a:stretch>
                       <a:fillRect/>
                     </a:stretch>
@@ -3948,8 +4132,8 @@
         <w:t xml:space="preserve">的慢混合，而不是高精度平衡采样。</w:t>
       </w:r>
     </w:p>
-    <w:bookmarkEnd w:id="30"/>
-    <w:bookmarkStart w:id="31" w:name="理解-2"/>
+    <w:bookmarkEnd w:id="36"/>
+    <w:bookmarkStart w:id="37" w:name="分析-2"/>
     <w:p>
       <w:pPr>
         <w:pStyle w:val="Heading3"/>
@@ -3958,7 +4142,7 @@
         <w:rPr>
           <w:rFonts w:hint="eastAsia"/>
         </w:rPr>
-        <w:t xml:space="preserve">理解</w:t>
+        <w:t xml:space="preserve">分析</w:t>
       </w:r>
     </w:p>
     <w:p>
@@ -4167,9 +4351,9 @@
         <w:t xml:space="preserve">不会因正负翻转相互抵消，更能反映有限链的有序程度。</w:t>
       </w:r>
     </w:p>
-    <w:bookmarkEnd w:id="31"/>
-    <w:bookmarkEnd w:id="32"/>
-    <w:bookmarkStart w:id="40" w:name="problem-1d接受率与温度的关系"/>
+    <w:bookmarkEnd w:id="37"/>
+    <w:bookmarkEnd w:id="38"/>
+    <w:bookmarkStart w:id="46" w:name="problem-1d接受率与温度的关系"/>
     <w:p>
       <w:pPr>
         <w:pStyle w:val="Heading2"/>
@@ -4184,7 +4368,7 @@
         <w:t xml:space="preserve">1(d)：接受率与温度的关系</w:t>
       </w:r>
     </w:p>
-    <w:bookmarkStart w:id="33" w:name="待求问题-3"/>
+    <w:bookmarkStart w:id="39" w:name="待求问题-3"/>
     <w:p>
       <w:pPr>
         <w:pStyle w:val="Heading3"/>
@@ -4216,8 +4400,8 @@
         <w:t xml:space="preserve">算法在低温下更高效还是更低效。</w:t>
       </w:r>
     </w:p>
-    <w:bookmarkEnd w:id="33"/>
-    <w:bookmarkStart w:id="34" w:name="解决方式-3"/>
+    <w:bookmarkEnd w:id="39"/>
+    <w:bookmarkStart w:id="40" w:name="解决方式-3"/>
     <w:p>
       <w:pPr>
         <w:pStyle w:val="Heading3"/>
@@ -4249,8 +4433,8 @@
         <w:t xml:space="preserve">的温度扫描中，同时统计每个温度点的尝试翻转接受率。</w:t>
       </w:r>
     </w:p>
-    <w:bookmarkEnd w:id="34"/>
-    <w:bookmarkStart w:id="38" w:name="问题答案-3"/>
+    <w:bookmarkEnd w:id="40"/>
+    <w:bookmarkStart w:id="44" w:name="问题答案-3"/>
     <w:p>
       <w:pPr>
         <w:pStyle w:val="Heading3"/>
@@ -4346,18 +4530,18 @@
           <wp:inline>
             <wp:extent cx="3733800" cy="2240280"/>
             <wp:effectExtent b="0" l="0" r="0" t="0"/>
-            <wp:docPr descr="一维 Metropolis 接受率随温度变化" title="" id="36" name="Picture"/>
+            <wp:docPr descr="一维 Metropolis 接受率随温度变化" title="" id="42" name="Picture"/>
             <a:graphic>
               <a:graphicData uri="http://schemas.openxmlformats.org/drawingml/2006/picture">
                 <pic:pic>
                   <pic:nvPicPr>
-                    <pic:cNvPr descr="../../result/problem1_acceptance.png" id="37" name="Picture"/>
+                    <pic:cNvPr descr="../../result/problem1_acceptance.png" id="43" name="Picture"/>
                     <pic:cNvPicPr>
                       <a:picLocks noChangeArrowheads="1" noChangeAspect="1"/>
                     </pic:cNvPicPr>
                   </pic:nvPicPr>
                   <pic:blipFill>
-                    <a:blip r:embed="rId35"/>
+                    <a:blip r:embed="rId41"/>
                     <a:stretch>
                       <a:fillRect/>
                     </a:stretch>
@@ -4404,8 +4588,8 @@
         <w:t xml:space="preserve">接受率随温度变化</w:t>
       </w:r>
     </w:p>
-    <w:bookmarkEnd w:id="38"/>
-    <w:bookmarkStart w:id="39" w:name="理解-3"/>
+    <w:bookmarkEnd w:id="44"/>
+    <w:bookmarkStart w:id="45" w:name="分析-3"/>
     <w:p>
       <w:pPr>
         <w:pStyle w:val="Heading3"/>
@@ -4414,7 +4598,7 @@
         <w:rPr>
           <w:rFonts w:hint="eastAsia"/>
         </w:rPr>
-        <w:t xml:space="preserve">理解</w:t>
+        <w:t xml:space="preserve">分析</w:t>
       </w:r>
     </w:p>
     <w:p>
@@ -4487,10 +4671,10 @@
         <w:t xml:space="preserve">在低温下强烈压低升能翻转的概率，所以链容易长时间停留在少数低能构型中。低温并不是算法更高效，而是更容易产生慢混合和强相关采样。</w:t>
       </w:r>
     </w:p>
-    <w:bookmarkEnd w:id="39"/>
-    <w:bookmarkEnd w:id="40"/>
-    <w:bookmarkEnd w:id="41"/>
-    <w:bookmarkStart w:id="68" w:name="ii.-一维-ising-模型的-demon-算法"/>
+    <w:bookmarkEnd w:id="45"/>
+    <w:bookmarkEnd w:id="46"/>
+    <w:bookmarkEnd w:id="47"/>
+    <w:bookmarkStart w:id="74" w:name="ii.-一维-ising-模型的-demon-算法"/>
     <w:p>
       <w:pPr>
         <w:pStyle w:val="Heading1"/>
@@ -4523,7 +4707,7 @@
         <w:t xml:space="preserve">算法</w:t>
       </w:r>
     </w:p>
-    <w:bookmarkStart w:id="49" w:name="problem-2ademon-算法运行平均与平衡值"/>
+    <w:bookmarkStart w:id="55" w:name="problem-2ademon-算法运行平均与平衡值"/>
     <w:p>
       <w:pPr>
         <w:pStyle w:val="Heading2"/>
@@ -4547,7 +4731,7 @@
         <w:t xml:space="preserve">算法、运行平均与平衡值</w:t>
       </w:r>
     </w:p>
-    <w:bookmarkStart w:id="42" w:name="待求问题-4"/>
+    <w:bookmarkStart w:id="48" w:name="待求问题-4"/>
     <w:p>
       <w:pPr>
         <w:pStyle w:val="Heading3"/>
@@ -4715,8 +4899,8 @@
         <w:t xml:space="preserve">能量、磁化和磁化平方的运行平均，估计这些量接近平衡值所需的时间，并在热化后给出平衡均值。</w:t>
       </w:r>
     </w:p>
-    <w:bookmarkEnd w:id="42"/>
-    <w:bookmarkStart w:id="43" w:name="解决方式-4"/>
+    <w:bookmarkEnd w:id="48"/>
+    <w:bookmarkStart w:id="49" w:name="解决方式-4"/>
     <w:p>
       <w:pPr>
         <w:pStyle w:val="Heading3"/>
@@ -5245,8 +5429,8 @@
         <w:t xml:space="preserve">discard warmup sweeps and average the recorded quantities</w:t>
       </w:r>
     </w:p>
-    <w:bookmarkEnd w:id="43"/>
-    <w:bookmarkStart w:id="47" w:name="问题答案-4"/>
+    <w:bookmarkEnd w:id="49"/>
+    <w:bookmarkStart w:id="53" w:name="问题答案-4"/>
     <w:p>
       <w:pPr>
         <w:pStyle w:val="Heading3"/>
@@ -5558,18 +5742,18 @@
           <wp:inline>
             <wp:extent cx="4373880" cy="4116592"/>
             <wp:effectExtent b="0" l="0" r="0" t="0"/>
-            <wp:docPr descr="demon 算法的运行平均" title="" id="45" name="Picture"/>
+            <wp:docPr descr="demon 算法的运行平均" title="" id="51" name="Picture"/>
             <a:graphic>
               <a:graphicData uri="http://schemas.openxmlformats.org/drawingml/2006/picture">
                 <pic:pic>
                   <pic:nvPicPr>
-                    <pic:cNvPr descr="../../result/problem2_demon_running.png" id="46" name="Picture"/>
+                    <pic:cNvPr descr="../../result/problem2_demon_running.png" id="52" name="Picture"/>
                     <pic:cNvPicPr>
                       <a:picLocks noChangeArrowheads="1" noChangeAspect="1"/>
                     </pic:cNvPicPr>
                   </pic:nvPicPr>
                   <pic:blipFill>
-                    <a:blip r:embed="rId44"/>
+                    <a:blip r:embed="rId50"/>
                     <a:stretch>
                       <a:fillRect/>
                     </a:stretch>
@@ -5610,8 +5794,8 @@
         <w:t xml:space="preserve">算法的运行平均</w:t>
       </w:r>
     </w:p>
-    <w:bookmarkEnd w:id="47"/>
-    <w:bookmarkStart w:id="48" w:name="理解-4"/>
+    <w:bookmarkEnd w:id="53"/>
+    <w:bookmarkStart w:id="54" w:name="分析-4"/>
     <w:p>
       <w:pPr>
         <w:pStyle w:val="Heading3"/>
@@ -5620,7 +5804,7 @@
         <w:rPr>
           <w:rFonts w:hint="eastAsia"/>
         </w:rPr>
-        <w:t xml:space="preserve">理解</w:t>
+        <w:t xml:space="preserve">分析</w:t>
       </w:r>
     </w:p>
     <w:p>
@@ -5728,9 +5912,9 @@
         <w:t xml:space="preserve">保留了有限尺寸涨落信息。</w:t>
       </w:r>
     </w:p>
-    <w:bookmarkEnd w:id="48"/>
-    <w:bookmarkEnd w:id="49"/>
-    <w:bookmarkStart w:id="54" w:name="problem-2b由-demon-能量确定温度"/>
+    <w:bookmarkEnd w:id="54"/>
+    <w:bookmarkEnd w:id="55"/>
+    <w:bookmarkStart w:id="60" w:name="problem-2b由-demon-能量确定温度"/>
     <w:p>
       <w:pPr>
         <w:pStyle w:val="Heading2"/>
@@ -5754,7 +5938,7 @@
         <w:t xml:space="preserve">能量确定温度</w:t>
       </w:r>
     </w:p>
-    <w:bookmarkStart w:id="50" w:name="待求问题-5"/>
+    <w:bookmarkStart w:id="56" w:name="待求问题-5"/>
     <w:p>
       <w:pPr>
         <w:pStyle w:val="Heading3"/>
@@ -5917,8 +6101,8 @@
         <w:t xml:space="preserve">参数对应的平衡温度，并给出对应的系统能量。</w:t>
       </w:r>
     </w:p>
-    <w:bookmarkEnd w:id="50"/>
-    <w:bookmarkStart w:id="51" w:name="解决方式-5"/>
+    <w:bookmarkEnd w:id="56"/>
+    <w:bookmarkStart w:id="57" w:name="解决方式-5"/>
     <w:p>
       <w:pPr>
         <w:pStyle w:val="Heading3"/>
@@ -6089,8 +6273,8 @@
         <w:t xml:space="preserve">得到。</w:t>
       </w:r>
     </w:p>
-    <w:bookmarkEnd w:id="51"/>
-    <w:bookmarkStart w:id="52" w:name="问题答案-5"/>
+    <w:bookmarkEnd w:id="57"/>
+    <w:bookmarkStart w:id="58" w:name="问题答案-5"/>
     <w:p>
       <w:pPr>
         <w:pStyle w:val="Heading3"/>
@@ -6430,8 +6614,8 @@
         <w:t xml:space="preserve">，与有限系统和有限采样结果定性一致。</w:t>
       </w:r>
     </w:p>
-    <w:bookmarkEnd w:id="52"/>
-    <w:bookmarkStart w:id="53" w:name="理解-5"/>
+    <w:bookmarkEnd w:id="58"/>
+    <w:bookmarkStart w:id="59" w:name="分析-5"/>
     <w:p>
       <w:pPr>
         <w:pStyle w:val="Heading3"/>
@@ -6440,7 +6624,7 @@
         <w:rPr>
           <w:rFonts w:hint="eastAsia"/>
         </w:rPr>
-        <w:t xml:space="preserve">理解</w:t>
+        <w:t xml:space="preserve">分析</w:t>
       </w:r>
     </w:p>
     <w:p>
@@ -6510,9 +6694,9 @@
         <w:t xml:space="preserve">能量取离散值。公式中的对数修正正是离散能级求和带来的结果。</w:t>
       </w:r>
     </w:p>
-    <w:bookmarkEnd w:id="53"/>
-    <w:bookmarkEnd w:id="54"/>
-    <w:bookmarkStart w:id="59" w:name="problem-2c不同总能量有限尺寸与运行步数"/>
+    <w:bookmarkEnd w:id="59"/>
+    <w:bookmarkEnd w:id="60"/>
+    <w:bookmarkStart w:id="65" w:name="problem-2c不同总能量有限尺寸与运行步数"/>
     <w:p>
       <w:pPr>
         <w:pStyle w:val="Heading2"/>
@@ -6527,7 +6711,7 @@
         <w:t xml:space="preserve">2(c)：不同总能量、有限尺寸与运行步数</w:t>
       </w:r>
     </w:p>
-    <w:bookmarkStart w:id="55" w:name="待求问题-6"/>
+    <w:bookmarkStart w:id="61" w:name="待求问题-6"/>
     <w:p>
       <w:pPr>
         <w:pStyle w:val="Heading3"/>
@@ -6763,8 +6947,8 @@
         <w:t xml:space="preserve">步数。</w:t>
       </w:r>
     </w:p>
-    <w:bookmarkEnd w:id="55"/>
-    <w:bookmarkStart w:id="56" w:name="解决方式-6"/>
+    <w:bookmarkEnd w:id="61"/>
+    <w:bookmarkStart w:id="62" w:name="解决方式-6"/>
     <w:p>
       <w:pPr>
         <w:pStyle w:val="Heading3"/>
@@ -6962,8 +7146,8 @@
         <w:t xml:space="preserve">的组合。</w:t>
       </w:r>
     </w:p>
-    <w:bookmarkEnd w:id="56"/>
-    <w:bookmarkStart w:id="57" w:name="问题答案-6"/>
+    <w:bookmarkEnd w:id="62"/>
+    <w:bookmarkStart w:id="63" w:name="问题答案-6"/>
     <w:p>
       <w:pPr>
         <w:pStyle w:val="Heading3"/>
@@ -8214,8 +8398,8 @@
         <w:t xml:space="preserve">相对于系统的能量占比变小，有限尺寸涨落也会改变温度反演的偏差。</w:t>
       </w:r>
     </w:p>
-    <w:bookmarkEnd w:id="57"/>
-    <w:bookmarkStart w:id="58" w:name="理解-6"/>
+    <w:bookmarkEnd w:id="63"/>
+    <w:bookmarkStart w:id="64" w:name="分析-6"/>
     <w:p>
       <w:pPr>
         <w:pStyle w:val="Heading3"/>
@@ -8224,7 +8408,7 @@
         <w:rPr>
           <w:rFonts w:hint="eastAsia"/>
         </w:rPr>
-        <w:t xml:space="preserve">理解</w:t>
+        <w:t xml:space="preserve">分析</w:t>
       </w:r>
     </w:p>
     <w:p>
@@ -8282,9 +8466,9 @@
         <w:t xml:space="preserve">能量分布的统计，但低温处仍然存在慢混合。</w:t>
       </w:r>
     </w:p>
-    <w:bookmarkEnd w:id="58"/>
-    <w:bookmarkEnd w:id="59"/>
-    <w:bookmarkStart w:id="67" w:name="problem-2dlangle-m2rangle-随温度的变化"/>
+    <w:bookmarkEnd w:id="64"/>
+    <w:bookmarkEnd w:id="65"/>
+    <w:bookmarkStart w:id="73" w:name="problem-2dlangle-m2rangle-随温度的变化"/>
     <w:p>
       <w:pPr>
         <w:pStyle w:val="Heading2"/>
@@ -8334,7 +8518,7 @@
         <w:t xml:space="preserve">随温度的变化</w:t>
       </w:r>
     </w:p>
-    <w:bookmarkStart w:id="60" w:name="待求问题-7"/>
+    <w:bookmarkStart w:id="66" w:name="待求问题-7"/>
     <w:p>
       <w:pPr>
         <w:pStyle w:val="Heading3"/>
@@ -8412,8 +8596,8 @@
         <w:t xml:space="preserve">的变化，并判断它随温度升高是增加还是减小。</w:t>
       </w:r>
     </w:p>
-    <w:bookmarkEnd w:id="60"/>
-    <w:bookmarkStart w:id="61" w:name="解决方式-7"/>
+    <w:bookmarkEnd w:id="66"/>
+    <w:bookmarkStart w:id="67" w:name="解决方式-7"/>
     <w:p>
       <w:pPr>
         <w:pStyle w:val="Heading3"/>
@@ -8504,8 +8688,8 @@
         <w:t xml:space="preserve">。</w:t>
       </w:r>
     </w:p>
-    <w:bookmarkEnd w:id="61"/>
-    <w:bookmarkStart w:id="65" w:name="问题答案-7"/>
+    <w:bookmarkEnd w:id="67"/>
+    <w:bookmarkStart w:id="71" w:name="问题答案-7"/>
     <w:p>
       <w:pPr>
         <w:pStyle w:val="Heading3"/>
@@ -8677,18 +8861,18 @@
           <wp:inline>
             <wp:extent cx="4373880" cy="1749551"/>
             <wp:effectExtent b="0" l="0" r="0" t="0"/>
-            <wp:docPr descr="demon 算法的能量比较与磁化平方" title="" id="63" name="Picture"/>
+            <wp:docPr descr="demon 算法的能量比较与磁化平方" title="" id="69" name="Picture"/>
             <a:graphic>
               <a:graphicData uri="http://schemas.openxmlformats.org/drawingml/2006/picture">
                 <pic:pic>
                   <pic:nvPicPr>
-                    <pic:cNvPr descr="../../result/problem2_demon_cases.png" id="64" name="Picture"/>
+                    <pic:cNvPr descr="../../result/problem2_demon_cases.png" id="70" name="Picture"/>
                     <pic:cNvPicPr>
                       <a:picLocks noChangeArrowheads="1" noChangeAspect="1"/>
                     </pic:cNvPicPr>
                   </pic:nvPicPr>
                   <pic:blipFill>
-                    <a:blip r:embed="rId62"/>
+                    <a:blip r:embed="rId68"/>
                     <a:stretch>
                       <a:fillRect/>
                     </a:stretch>
@@ -8729,8 +8913,8 @@
         <w:t xml:space="preserve">算法的能量比较与磁化平方</w:t>
       </w:r>
     </w:p>
-    <w:bookmarkEnd w:id="65"/>
-    <w:bookmarkStart w:id="66" w:name="理解-7"/>
+    <w:bookmarkEnd w:id="71"/>
+    <w:bookmarkStart w:id="72" w:name="分析-7"/>
     <w:p>
       <w:pPr>
         <w:pStyle w:val="Heading3"/>
@@ -8739,7 +8923,7 @@
         <w:rPr>
           <w:rFonts w:hint="eastAsia"/>
         </w:rPr>
-        <w:t xml:space="preserve">理解</w:t>
+        <w:t xml:space="preserve">分析</w:t>
       </w:r>
     </w:p>
     <w:p>
@@ -8779,10 +8963,10 @@
         <w:t xml:space="preserve">变小。</w:t>
       </w:r>
     </w:p>
-    <w:bookmarkEnd w:id="66"/>
-    <w:bookmarkEnd w:id="67"/>
-    <w:bookmarkEnd w:id="68"/>
-    <w:bookmarkStart w:id="135" w:name="iii.-二维正方格-ising-模型"/>
+    <w:bookmarkEnd w:id="72"/>
+    <w:bookmarkEnd w:id="73"/>
+    <w:bookmarkEnd w:id="74"/>
+    <w:bookmarkStart w:id="141" w:name="iii.-二维正方格-ising-模型"/>
     <w:p>
       <w:pPr>
         <w:pStyle w:val="Heading1"/>
@@ -8806,7 +8990,7 @@
         <w:t xml:space="preserve">模型</w:t>
       </w:r>
     </w:p>
-    <w:bookmarkStart w:id="79" w:name="problem-3al30-t2-的弛豫与末态图样"/>
+    <w:bookmarkStart w:id="85" w:name="problem-3al30-t2-的弛豫与末态图样"/>
     <w:p>
       <w:pPr>
         <w:pStyle w:val="Heading2"/>
@@ -8865,7 +9049,7 @@
         <w:t xml:space="preserve">的弛豫与末态图样</w:t>
       </w:r>
     </w:p>
-    <w:bookmarkStart w:id="69" w:name="待求问题-8"/>
+    <w:bookmarkStart w:id="75" w:name="待求问题-8"/>
     <w:p>
       <w:pPr>
         <w:pStyle w:val="Heading3"/>
@@ -8970,8 +9154,8 @@
         <w:t xml:space="preserve">步的变化，估计热化步数，并画出最终自旋图样，判断系统是否有序。</w:t>
       </w:r>
     </w:p>
-    <w:bookmarkEnd w:id="69"/>
-    <w:bookmarkStart w:id="70" w:name="解决方式-8"/>
+    <w:bookmarkEnd w:id="75"/>
+    <w:bookmarkStart w:id="76" w:name="解决方式-8"/>
     <w:p>
       <w:pPr>
         <w:pStyle w:val="Heading3"/>
@@ -9362,8 +9546,8 @@
         <w:t xml:space="preserve">    record E / N and |M| / N</w:t>
       </w:r>
     </w:p>
-    <w:bookmarkEnd w:id="70"/>
-    <w:bookmarkStart w:id="77" w:name="问题答案-8"/>
+    <w:bookmarkEnd w:id="76"/>
+    <w:bookmarkStart w:id="83" w:name="问题答案-8"/>
     <w:p>
       <w:pPr>
         <w:pStyle w:val="Heading3"/>
@@ -9585,18 +9769,18 @@
           <wp:inline>
             <wp:extent cx="4800600" cy="2838615"/>
             <wp:effectExtent b="0" l="0" r="0" t="0"/>
-            <wp:docPr descr="二维 Ising 在 T=2 和 T=4 的能量与磁化轨迹" title="" id="72" name="Picture"/>
+            <wp:docPr descr="二维 Ising 在 T=2 和 T=4 的能量与磁化轨迹" title="" id="78" name="Picture"/>
             <a:graphic>
               <a:graphicData uri="http://schemas.openxmlformats.org/drawingml/2006/picture">
                 <pic:pic>
                   <pic:nvPicPr>
-                    <pic:cNvPr descr="../../result/problem3_T2_T4_trajectories.png" id="73" name="Picture"/>
+                    <pic:cNvPr descr="../../result/problem3_T2_T4_trajectories.png" id="79" name="Picture"/>
                     <pic:cNvPicPr>
                       <a:picLocks noChangeArrowheads="1" noChangeAspect="1"/>
                     </pic:cNvPicPr>
                   </pic:nvPicPr>
                   <pic:blipFill>
-                    <a:blip r:embed="rId71"/>
+                    <a:blip r:embed="rId77"/>
                     <a:stretch>
                       <a:fillRect/>
                     </a:stretch>
@@ -9670,18 +9854,18 @@
           <wp:inline>
             <wp:extent cx="3467100" cy="1689100"/>
             <wp:effectExtent b="0" l="0" r="0" t="0"/>
-            <wp:docPr descr="二维 Ising 在 T=2 和 T=4 的最终自旋图样" title="" id="75" name="Picture"/>
+            <wp:docPr descr="二维 Ising 在 T=2 和 T=4 的最终自旋图样" title="" id="81" name="Picture"/>
             <a:graphic>
               <a:graphicData uri="http://schemas.openxmlformats.org/drawingml/2006/picture">
                 <pic:pic>
                   <pic:nvPicPr>
-                    <pic:cNvPr descr="../../result/problem3_T2_T4_snapshots.png" id="76" name="Picture"/>
+                    <pic:cNvPr descr="../../result/problem3_T2_T4_snapshots.png" id="82" name="Picture"/>
                     <pic:cNvPicPr>
                       <a:picLocks noChangeArrowheads="1" noChangeAspect="1"/>
                     </pic:cNvPicPr>
                   </pic:nvPicPr>
                   <pic:blipFill>
-                    <a:blip r:embed="rId74"/>
+                    <a:blip r:embed="rId80"/>
                     <a:stretch>
                       <a:fillRect/>
                     </a:stretch>
@@ -9746,8 +9930,8 @@
         <w:t xml:space="preserve">的最终自旋图样</w:t>
       </w:r>
     </w:p>
-    <w:bookmarkEnd w:id="77"/>
-    <w:bookmarkStart w:id="78" w:name="理解-8"/>
+    <w:bookmarkEnd w:id="83"/>
+    <w:bookmarkStart w:id="84" w:name="分析-8"/>
     <w:p>
       <w:pPr>
         <w:pStyle w:val="Heading3"/>
@@ -9756,7 +9940,7 @@
         <w:rPr>
           <w:rFonts w:hint="eastAsia"/>
         </w:rPr>
-        <w:t xml:space="preserve">理解</w:t>
+        <w:t xml:space="preserve">分析</w:t>
       </w:r>
     </w:p>
     <w:p>
@@ -9871,9 +10055,9 @@
         <w:t xml:space="preserve">。</w:t>
       </w:r>
     </w:p>
-    <w:bookmarkEnd w:id="78"/>
-    <w:bookmarkEnd w:id="79"/>
-    <w:bookmarkStart w:id="84" w:name="problem-3bl30-t4-的弛豫与末态图样"/>
+    <w:bookmarkEnd w:id="84"/>
+    <w:bookmarkEnd w:id="85"/>
+    <w:bookmarkStart w:id="90" w:name="problem-3bl30-t4-的弛豫与末态图样"/>
     <w:p>
       <w:pPr>
         <w:pStyle w:val="Heading2"/>
@@ -9932,7 +10116,7 @@
         <w:t xml:space="preserve">的弛豫与末态图样</w:t>
       </w:r>
     </w:p>
-    <w:bookmarkStart w:id="80" w:name="待求问题-9"/>
+    <w:bookmarkStart w:id="86" w:name="待求问题-9"/>
     <w:p>
       <w:pPr>
         <w:pStyle w:val="Heading3"/>
@@ -9984,8 +10168,8 @@
         <w:t xml:space="preserve"> Problem 3(a)。</w:t>
       </w:r>
     </w:p>
-    <w:bookmarkEnd w:id="80"/>
-    <w:bookmarkStart w:id="81" w:name="解决方式-9"/>
+    <w:bookmarkEnd w:id="86"/>
+    <w:bookmarkStart w:id="87" w:name="解决方式-9"/>
     <w:p>
       <w:pPr>
         <w:pStyle w:val="Heading3"/>
@@ -10040,8 +10224,8 @@
         <w:t xml:space="preserve">更新方式，只改变热浴温度。</w:t>
       </w:r>
     </w:p>
-    <w:bookmarkEnd w:id="81"/>
-    <w:bookmarkStart w:id="82" w:name="问题答案-9"/>
+    <w:bookmarkEnd w:id="87"/>
+    <w:bookmarkStart w:id="88" w:name="问题答案-9"/>
     <w:p>
       <w:pPr>
         <w:pStyle w:val="Heading3"/>
@@ -10208,8 +10392,8 @@
         <w:t xml:space="preserve">；最终快照仍近似杂乱，体系处于无序相。</w:t>
       </w:r>
     </w:p>
-    <w:bookmarkEnd w:id="82"/>
-    <w:bookmarkStart w:id="83" w:name="理解-9"/>
+    <w:bookmarkEnd w:id="88"/>
+    <w:bookmarkStart w:id="89" w:name="分析-9"/>
     <w:p>
       <w:pPr>
         <w:pStyle w:val="Heading3"/>
@@ -10218,7 +10402,7 @@
         <w:rPr>
           <w:rFonts w:hint="eastAsia"/>
         </w:rPr>
-        <w:t xml:space="preserve">理解</w:t>
+        <w:t xml:space="preserve">分析</w:t>
       </w:r>
     </w:p>
     <w:p>
@@ -10258,9 +10442,9 @@
         <w:t xml:space="preserve">相比，能量绝对值和磁化绝对值都显著降低。</w:t>
       </w:r>
     </w:p>
-    <w:bookmarkEnd w:id="83"/>
-    <w:bookmarkEnd w:id="84"/>
-    <w:bookmarkStart w:id="92" w:name="problem-3c不同初始磁化构型的影响"/>
+    <w:bookmarkEnd w:id="89"/>
+    <w:bookmarkEnd w:id="90"/>
+    <w:bookmarkStart w:id="98" w:name="problem-3c不同初始磁化构型的影响"/>
     <w:p>
       <w:pPr>
         <w:pStyle w:val="Heading2"/>
@@ -10275,7 +10459,7 @@
         <w:t xml:space="preserve">3(c)：不同初始磁化构型的影响</w:t>
       </w:r>
     </w:p>
-    <w:bookmarkStart w:id="85" w:name="待求问题-10"/>
+    <w:bookmarkStart w:id="91" w:name="待求问题-10"/>
     <w:p>
       <w:pPr>
         <w:pStyle w:val="Heading3"/>
@@ -10347,8 +10531,8 @@
         <w:t xml:space="preserve">，改变初始磁化条件，如全向上、全向下、棋盘格、左右半区相反等，判断平衡时间是否改变。</w:t>
       </w:r>
     </w:p>
-    <w:bookmarkEnd w:id="85"/>
-    <w:bookmarkStart w:id="86" w:name="解决方式-10"/>
+    <w:bookmarkEnd w:id="91"/>
+    <w:bookmarkStart w:id="92" w:name="解决方式-10"/>
     <w:p>
       <w:pPr>
         <w:pStyle w:val="Heading3"/>
@@ -10433,8 +10617,8 @@
         <w:t xml:space="preserve">能量滑动平均接近后段稳定均值的判据估计。</w:t>
       </w:r>
     </w:p>
-    <w:bookmarkEnd w:id="86"/>
-    <w:bookmarkStart w:id="90" w:name="问题答案-10"/>
+    <w:bookmarkEnd w:id="92"/>
+    <w:bookmarkStart w:id="96" w:name="问题答案-10"/>
     <w:p>
       <w:pPr>
         <w:pStyle w:val="Heading3"/>
@@ -10832,18 +11016,18 @@
           <wp:inline>
             <wp:extent cx="4160520" cy="1703501"/>
             <wp:effectExtent b="0" l="0" r="0" t="0"/>
-            <wp:docPr descr="不同初态对二维 Ising 弛豫的影响" title="" id="88" name="Picture"/>
+            <wp:docPr descr="不同初态对二维 Ising 弛豫的影响" title="" id="94" name="Picture"/>
             <a:graphic>
               <a:graphicData uri="http://schemas.openxmlformats.org/drawingml/2006/picture">
                 <pic:pic>
                   <pic:nvPicPr>
-                    <pic:cNvPr descr="../../result/problem3_initial_conditions.png" id="89" name="Picture"/>
+                    <pic:cNvPr descr="../../result/problem3_initial_conditions.png" id="95" name="Picture"/>
                     <pic:cNvPicPr>
                       <a:picLocks noChangeArrowheads="1" noChangeAspect="1"/>
                     </pic:cNvPicPr>
                   </pic:nvPicPr>
                   <pic:blipFill>
-                    <a:blip r:embed="rId87"/>
+                    <a:blip r:embed="rId93"/>
                     <a:stretch>
                       <a:fillRect/>
                     </a:stretch>
@@ -10890,8 +11074,8 @@
         <w:t xml:space="preserve">弛豫的影响</w:t>
       </w:r>
     </w:p>
-    <w:bookmarkEnd w:id="90"/>
-    <w:bookmarkStart w:id="91" w:name="理解-10"/>
+    <w:bookmarkEnd w:id="96"/>
+    <w:bookmarkStart w:id="97" w:name="分析-10"/>
     <w:p>
       <w:pPr>
         <w:pStyle w:val="Heading3"/>
@@ -10900,7 +11084,7 @@
         <w:rPr>
           <w:rFonts w:hint="eastAsia"/>
         </w:rPr>
-        <w:t xml:space="preserve">理解</w:t>
+        <w:t xml:space="preserve">分析</w:t>
       </w:r>
     </w:p>
     <w:p>
@@ -10914,9 +11098,9 @@
         <w:t xml:space="preserve">最终平衡统计基本一致，但初态会改变弛豫路径。左右半区相反的构型含有较大的畴壁，需要更长时间消除；全向上或全向下已经接近低温有序态，热化较快。</w:t>
       </w:r>
     </w:p>
-    <w:bookmarkEnd w:id="91"/>
-    <w:bookmarkEnd w:id="92"/>
-    <w:bookmarkStart w:id="100" w:name="problem-3dl30-的温度扫描与比热"/>
+    <w:bookmarkEnd w:id="97"/>
+    <w:bookmarkEnd w:id="98"/>
+    <w:bookmarkStart w:id="106" w:name="problem-3dl30-的温度扫描与比热"/>
     <w:p>
       <w:pPr>
         <w:pStyle w:val="Heading2"/>
@@ -10954,7 +11138,7 @@
         <w:t xml:space="preserve">的温度扫描与比热</w:t>
       </w:r>
     </w:p>
-    <w:bookmarkStart w:id="93" w:name="待求问题-11"/>
+    <w:bookmarkStart w:id="99" w:name="待求问题-11"/>
     <w:p>
       <w:pPr>
         <w:pStyle w:val="Heading3"/>
@@ -11100,8 +11284,8 @@
         <w:t xml:space="preserve">，并作图。由图估计临界温度；分别用能量涨落和数值微分计算比热并比较。</w:t>
       </w:r>
     </w:p>
-    <w:bookmarkEnd w:id="93"/>
-    <w:bookmarkStart w:id="94" w:name="解决方式-11"/>
+    <w:bookmarkEnd w:id="99"/>
+    <w:bookmarkStart w:id="100" w:name="解决方式-11"/>
     <w:p>
       <w:pPr>
         <w:pStyle w:val="Heading3"/>
@@ -11439,8 +11623,8 @@
         <w:t xml:space="preserve">    locate the finite-size transition region from |M| and C/N</w:t>
       </w:r>
     </w:p>
-    <w:bookmarkEnd w:id="94"/>
-    <w:bookmarkStart w:id="98" w:name="问题答案-11"/>
+    <w:bookmarkEnd w:id="100"/>
+    <w:bookmarkStart w:id="104" w:name="问题答案-11"/>
     <w:p>
       <w:pPr>
         <w:pStyle w:val="Heading3"/>
@@ -12072,18 +12256,18 @@
           <wp:inline>
             <wp:extent cx="4907280" cy="1487054"/>
             <wp:effectExtent b="0" l="0" r="0" t="0"/>
-            <wp:docPr descr="L=30 周期边界温度扫描" title="" id="96" name="Picture"/>
+            <wp:docPr descr="L=30 周期边界温度扫描" title="" id="102" name="Picture"/>
             <a:graphic>
               <a:graphicData uri="http://schemas.openxmlformats.org/drawingml/2006/picture">
                 <pic:pic>
                   <pic:nvPicPr>
-                    <pic:cNvPr descr="../../result/problem3_L30_temperature_scan.png" id="97" name="Picture"/>
+                    <pic:cNvPr descr="../../result/problem3_L30_temperature_scan.png" id="103" name="Picture"/>
                     <pic:cNvPicPr>
                       <a:picLocks noChangeArrowheads="1" noChangeAspect="1"/>
                     </pic:cNvPicPr>
                   </pic:nvPicPr>
                   <pic:blipFill>
-                    <a:blip r:embed="rId95"/>
+                    <a:blip r:embed="rId101"/>
                     <a:stretch>
                       <a:fillRect/>
                     </a:stretch>
@@ -12349,8 +12533,8 @@
         <w:t xml:space="preserve">的精确估计。</w:t>
       </w:r>
     </w:p>
-    <w:bookmarkEnd w:id="98"/>
-    <w:bookmarkStart w:id="99" w:name="理解-11"/>
+    <w:bookmarkEnd w:id="104"/>
+    <w:bookmarkStart w:id="105" w:name="分析-11"/>
     <w:p>
       <w:pPr>
         <w:pStyle w:val="Heading3"/>
@@ -12359,7 +12543,7 @@
         <w:rPr>
           <w:rFonts w:hint="eastAsia"/>
         </w:rPr>
-        <w:t xml:space="preserve">理解</w:t>
+        <w:t xml:space="preserve">分析</w:t>
       </w:r>
     </w:p>
     <w:p>
@@ -12405,9 +12589,9 @@
         <w:t xml:space="preserve">，但能清楚看到从有序到无序的过渡。</w:t>
       </w:r>
     </w:p>
-    <w:bookmarkEnd w:id="99"/>
-    <w:bookmarkEnd w:id="100"/>
-    <w:bookmarkStart w:id="108" w:name="problem-3el4-的温度扫描"/>
+    <w:bookmarkEnd w:id="105"/>
+    <w:bookmarkEnd w:id="106"/>
+    <w:bookmarkStart w:id="114" w:name="problem-3el4-的温度扫描"/>
     <w:p>
       <w:pPr>
         <w:pStyle w:val="Heading2"/>
@@ -12445,7 +12629,7 @@
         <w:t xml:space="preserve">的温度扫描</w:t>
       </w:r>
     </w:p>
-    <w:bookmarkStart w:id="101" w:name="待求问题-12"/>
+    <w:bookmarkStart w:id="107" w:name="待求问题-12"/>
     <w:p>
       <w:pPr>
         <w:pStyle w:val="Heading3"/>
@@ -12503,8 +12687,8 @@
         <w:t xml:space="preserve">3(d)，并评论结果。</w:t>
       </w:r>
     </w:p>
-    <w:bookmarkEnd w:id="101"/>
-    <w:bookmarkStart w:id="102" w:name="解决方式-12"/>
+    <w:bookmarkEnd w:id="107"/>
+    <w:bookmarkStart w:id="108" w:name="解决方式-12"/>
     <w:p>
       <w:pPr>
         <w:pStyle w:val="Heading3"/>
@@ -12574,8 +12758,8 @@
         <w:t xml:space="preserve"> 1800 sweep。</w:t>
       </w:r>
     </w:p>
-    <w:bookmarkEnd w:id="102"/>
-    <w:bookmarkStart w:id="106" w:name="问题答案-12"/>
+    <w:bookmarkEnd w:id="108"/>
+    <w:bookmarkStart w:id="112" w:name="问题答案-12"/>
     <w:p>
       <w:pPr>
         <w:pStyle w:val="Heading3"/>
@@ -12758,18 +12942,18 @@
           <wp:inline>
             <wp:extent cx="4907280" cy="1487054"/>
             <wp:effectExtent b="0" l="0" r="0" t="0"/>
-            <wp:docPr descr="L=4 周期边界温度扫描" title="" id="104" name="Picture"/>
+            <wp:docPr descr="L=4 周期边界温度扫描" title="" id="110" name="Picture"/>
             <a:graphic>
               <a:graphicData uri="http://schemas.openxmlformats.org/drawingml/2006/picture">
                 <pic:pic>
                   <pic:nvPicPr>
-                    <pic:cNvPr descr="../../result/problem3_L4_temperature_scan.png" id="105" name="Picture"/>
+                    <pic:cNvPr descr="../../result/problem3_L4_temperature_scan.png" id="111" name="Picture"/>
                     <pic:cNvPicPr>
                       <a:picLocks noChangeArrowheads="1" noChangeAspect="1"/>
                     </pic:cNvPicPr>
                   </pic:nvPicPr>
                   <pic:blipFill>
-                    <a:blip r:embed="rId103"/>
+                    <a:blip r:embed="rId109"/>
                     <a:stretch>
                       <a:fillRect/>
                     </a:stretch>
@@ -12810,8 +12994,8 @@
         <w:t xml:space="preserve">周期边界温度扫描</w:t>
       </w:r>
     </w:p>
-    <w:bookmarkEnd w:id="106"/>
-    <w:bookmarkStart w:id="107" w:name="理解-12"/>
+    <w:bookmarkEnd w:id="112"/>
+    <w:bookmarkStart w:id="113" w:name="分析-12"/>
     <w:p>
       <w:pPr>
         <w:pStyle w:val="Heading3"/>
@@ -12820,7 +13004,7 @@
         <w:rPr>
           <w:rFonts w:hint="eastAsia"/>
         </w:rPr>
-        <w:t xml:space="preserve">理解</w:t>
+        <w:t xml:space="preserve">分析</w:t>
       </w:r>
     </w:p>
     <w:p>
@@ -12895,9 +13079,9 @@
         <w:t xml:space="preserve">，主要来自有限样本的绝对值偏置，而不是热力学极限下的自发磁化。</w:t>
       </w:r>
     </w:p>
-    <w:bookmarkEnd w:id="107"/>
-    <w:bookmarkEnd w:id="108"/>
-    <w:bookmarkStart w:id="116" w:name="problem-3f开放边界条件"/>
+    <w:bookmarkEnd w:id="113"/>
+    <w:bookmarkEnd w:id="114"/>
+    <w:bookmarkStart w:id="122" w:name="problem-3f开放边界条件"/>
     <w:p>
       <w:pPr>
         <w:pStyle w:val="Heading2"/>
@@ -12912,7 +13096,7 @@
         <w:t xml:space="preserve">3(f)：开放边界条件</w:t>
       </w:r>
     </w:p>
-    <w:bookmarkStart w:id="109" w:name="待求问题-13"/>
+    <w:bookmarkStart w:id="115" w:name="待求问题-13"/>
     <w:p>
       <w:pPr>
         <w:pStyle w:val="Heading3"/>
@@ -12987,8 +13171,8 @@
         <w:t xml:space="preserve">重复若干运行并评论结果。</w:t>
       </w:r>
     </w:p>
-    <w:bookmarkEnd w:id="109"/>
-    <w:bookmarkStart w:id="110" w:name="解决方式-13"/>
+    <w:bookmarkEnd w:id="115"/>
+    <w:bookmarkStart w:id="116" w:name="解决方式-13"/>
     <w:p>
       <w:pPr>
         <w:pStyle w:val="Heading3"/>
@@ -13067,8 +13251,8 @@
         <w:t xml:space="preserve"> OBC。</w:t>
       </w:r>
     </w:p>
-    <w:bookmarkEnd w:id="110"/>
-    <w:bookmarkStart w:id="114" w:name="问题答案-13"/>
+    <w:bookmarkEnd w:id="116"/>
+    <w:bookmarkStart w:id="120" w:name="问题答案-13"/>
     <w:p>
       <w:pPr>
         <w:pStyle w:val="Heading3"/>
@@ -13956,18 +14140,18 @@
           <wp:inline>
             <wp:extent cx="4373880" cy="1749552"/>
             <wp:effectExtent b="0" l="0" r="0" t="0"/>
-            <wp:docPr descr="开放边界与周期边界比较" title="" id="112" name="Picture"/>
+            <wp:docPr descr="开放边界与周期边界比较" title="" id="118" name="Picture"/>
             <a:graphic>
               <a:graphicData uri="http://schemas.openxmlformats.org/drawingml/2006/picture">
                 <pic:pic>
                   <pic:nvPicPr>
-                    <pic:cNvPr descr="../../result/problem3_obc_comparison.png" id="113" name="Picture"/>
+                    <pic:cNvPr descr="../../result/problem3_obc_comparison.png" id="119" name="Picture"/>
                     <pic:cNvPicPr>
                       <a:picLocks noChangeArrowheads="1" noChangeAspect="1"/>
                     </pic:cNvPicPr>
                   </pic:nvPicPr>
                   <pic:blipFill>
-                    <a:blip r:embed="rId111"/>
+                    <a:blip r:embed="rId117"/>
                     <a:stretch>
                       <a:fillRect/>
                     </a:stretch>
@@ -14005,8 +14189,8 @@
         <w:t xml:space="preserve">开放边界与周期边界比较</w:t>
       </w:r>
     </w:p>
-    <w:bookmarkEnd w:id="114"/>
-    <w:bookmarkStart w:id="115" w:name="理解-13"/>
+    <w:bookmarkEnd w:id="120"/>
+    <w:bookmarkStart w:id="121" w:name="分析-13"/>
     <w:p>
       <w:pPr>
         <w:pStyle w:val="Heading3"/>
@@ -14015,7 +14199,7 @@
         <w:rPr>
           <w:rFonts w:hint="eastAsia"/>
         </w:rPr>
-        <w:t xml:space="preserve">理解</w:t>
+        <w:t xml:space="preserve">分析</w:t>
       </w:r>
     </w:p>
     <w:p>
@@ -14107,9 +14291,9 @@
         <w:t xml:space="preserve">中仍可见，但相对较弱。</w:t>
       </w:r>
     </w:p>
-    <w:bookmarkEnd w:id="115"/>
-    <w:bookmarkEnd w:id="116"/>
-    <w:bookmarkStart w:id="124" w:name="problem-3g随机选点与有序扫描"/>
+    <w:bookmarkEnd w:id="121"/>
+    <w:bookmarkEnd w:id="122"/>
+    <w:bookmarkStart w:id="130" w:name="problem-3g随机选点与有序扫描"/>
     <w:p>
       <w:pPr>
         <w:pStyle w:val="Heading2"/>
@@ -14124,7 +14308,7 @@
         <w:t xml:space="preserve">3(g)：随机选点与有序扫描</w:t>
       </w:r>
     </w:p>
-    <w:bookmarkStart w:id="117" w:name="待求问题-14"/>
+    <w:bookmarkStart w:id="123" w:name="待求问题-14"/>
     <w:p>
       <w:pPr>
         <w:pStyle w:val="Heading3"/>
@@ -14182,8 +14366,8 @@
         <w:t xml:space="preserve">和某个温度，若按有序序列选择自旋，结果是否有差别。</w:t>
       </w:r>
     </w:p>
-    <w:bookmarkEnd w:id="117"/>
-    <w:bookmarkStart w:id="118" w:name="解决方式-14"/>
+    <w:bookmarkEnd w:id="123"/>
+    <w:bookmarkStart w:id="124" w:name="解决方式-14"/>
     <w:p>
       <w:pPr>
         <w:pStyle w:val="Heading3"/>
@@ -14324,8 +14508,8 @@
         <w:t xml:space="preserve">    compare post-warmup E/N, |m| and acceptance ratio</w:t>
       </w:r>
     </w:p>
-    <w:bookmarkEnd w:id="118"/>
-    <w:bookmarkStart w:id="122" w:name="问题答案-14"/>
+    <w:bookmarkEnd w:id="124"/>
+    <w:bookmarkStart w:id="128" w:name="问题答案-14"/>
     <w:p>
       <w:pPr>
         <w:pStyle w:val="Heading3"/>
@@ -14561,18 +14745,18 @@
           <wp:inline>
             <wp:extent cx="4693920" cy="1792223"/>
             <wp:effectExtent b="0" l="0" r="0" t="0"/>
-            <wp:docPr descr="更新顺序与采样间隔比较" title="" id="120" name="Picture"/>
+            <wp:docPr descr="更新顺序与采样间隔比较" title="" id="126" name="Picture"/>
             <a:graphic>
               <a:graphicData uri="http://schemas.openxmlformats.org/drawingml/2006/picture">
                 <pic:pic>
                   <pic:nvPicPr>
-                    <pic:cNvPr descr="../../result/problem3_update_sampling_comparison.png" id="121" name="Picture"/>
+                    <pic:cNvPr descr="../../result/problem3_update_sampling_comparison.png" id="127" name="Picture"/>
                     <pic:cNvPicPr>
                       <a:picLocks noChangeArrowheads="1" noChangeAspect="1"/>
                     </pic:cNvPicPr>
                   </pic:nvPicPr>
                   <pic:blipFill>
-                    <a:blip r:embed="rId119"/>
+                    <a:blip r:embed="rId125"/>
                     <a:stretch>
                       <a:fillRect/>
                     </a:stretch>
@@ -14610,8 +14794,8 @@
         <w:t xml:space="preserve">更新顺序与采样间隔比较</w:t>
       </w:r>
     </w:p>
-    <w:bookmarkEnd w:id="122"/>
-    <w:bookmarkStart w:id="123" w:name="理解-14"/>
+    <w:bookmarkEnd w:id="128"/>
+    <w:bookmarkStart w:id="129" w:name="分析-14"/>
     <w:p>
       <w:pPr>
         <w:pStyle w:val="Heading3"/>
@@ -14620,7 +14804,7 @@
         <w:rPr>
           <w:rFonts w:hint="eastAsia"/>
         </w:rPr>
-        <w:t xml:space="preserve">理解</w:t>
+        <w:t xml:space="preserve">分析</w:t>
       </w:r>
     </w:p>
     <w:p>
@@ -14701,9 +14885,9 @@
         <w:t xml:space="preserve">明显更大，这不应解释为“有序扫描的热力学平衡态不同”，而应解释为临界附近慢混合、有限采样长度和更新顺序相关性共同造成的动力学差别。若运行充分长并正确满足平衡分布，热力学平均应趋向一致；但用它们讨论“时间演化效率”时不能混用。</w:t>
       </w:r>
     </w:p>
-    <w:bookmarkEnd w:id="123"/>
-    <w:bookmarkEnd w:id="124"/>
-    <w:bookmarkStart w:id="129" w:name="problem-3h按-sweep-采样与按单次尝试采样"/>
+    <w:bookmarkEnd w:id="129"/>
+    <w:bookmarkEnd w:id="130"/>
+    <w:bookmarkStart w:id="135" w:name="problem-3h按-sweep-采样与按单次尝试采样"/>
     <w:p>
       <w:pPr>
         <w:pStyle w:val="Heading2"/>
@@ -14727,7 +14911,7 @@
         <w:t xml:space="preserve">采样与按单次尝试采样</w:t>
       </w:r>
     </w:p>
-    <w:bookmarkStart w:id="125" w:name="待求问题-15"/>
+    <w:bookmarkStart w:id="131" w:name="待求问题-15"/>
     <w:p>
       <w:pPr>
         <w:pStyle w:val="Heading3"/>
@@ -14759,8 +14943,8 @@
         <w:t xml:space="preserve">后更新能量，而在每个单次自旋尝试后更新并采样。比较两种方法的结果，并讨论是否等价。</w:t>
       </w:r>
     </w:p>
-    <w:bookmarkEnd w:id="125"/>
-    <w:bookmarkStart w:id="126" w:name="解决方式-15"/>
+    <w:bookmarkEnd w:id="131"/>
+    <w:bookmarkStart w:id="132" w:name="解决方式-15"/>
     <w:p>
       <w:pPr>
         <w:pStyle w:val="Heading3"/>
@@ -14901,8 +15085,8 @@
         <w:t xml:space="preserve">compare the two averages without treating dense samples as independent</w:t>
       </w:r>
     </w:p>
-    <w:bookmarkEnd w:id="126"/>
-    <w:bookmarkStart w:id="127" w:name="问题答案-15"/>
+    <w:bookmarkEnd w:id="132"/>
+    <w:bookmarkStart w:id="133" w:name="问题答案-15"/>
     <w:p>
       <w:pPr>
         <w:pStyle w:val="Heading3"/>
@@ -15087,8 +15271,8 @@
         <w:t xml:space="preserve"> 0.6472。</w:t>
       </w:r>
     </w:p>
-    <w:bookmarkEnd w:id="127"/>
-    <w:bookmarkStart w:id="128" w:name="理解-15"/>
+    <w:bookmarkEnd w:id="133"/>
+    <w:bookmarkStart w:id="134" w:name="分析-15"/>
     <w:p>
       <w:pPr>
         <w:pStyle w:val="Heading3"/>
@@ -15097,7 +15281,7 @@
         <w:rPr>
           <w:rFonts w:hint="eastAsia"/>
         </w:rPr>
-        <w:t xml:space="preserve">理解</w:t>
+        <w:t xml:space="preserve">分析</w:t>
       </w:r>
     </w:p>
     <w:p>
@@ -15137,9 +15321,9 @@
         <w:t xml:space="preserve">倍。</w:t>
       </w:r>
     </w:p>
-    <w:bookmarkEnd w:id="128"/>
-    <w:bookmarkEnd w:id="129"/>
-    <w:bookmarkStart w:id="134" w:name="problem-3i自旋图样可视化"/>
+    <w:bookmarkEnd w:id="134"/>
+    <w:bookmarkEnd w:id="135"/>
+    <w:bookmarkStart w:id="140" w:name="problem-3i自旋图样可视化"/>
     <w:p>
       <w:pPr>
         <w:pStyle w:val="Heading2"/>
@@ -15154,7 +15338,7 @@
         <w:t xml:space="preserve">3(i)：自旋图样可视化</w:t>
       </w:r>
     </w:p>
-    <w:bookmarkStart w:id="130" w:name="待求问题-16"/>
+    <w:bookmarkStart w:id="136" w:name="待求问题-16"/>
     <w:p>
       <w:pPr>
         <w:pStyle w:val="Heading3"/>
@@ -15177,8 +15361,8 @@
         <w:t xml:space="preserve">可选地展示自旋图样在演化过程中的变化。</w:t>
       </w:r>
     </w:p>
-    <w:bookmarkEnd w:id="130"/>
-    <w:bookmarkStart w:id="131" w:name="解决方式-16"/>
+    <w:bookmarkEnd w:id="136"/>
+    <w:bookmarkStart w:id="137" w:name="解决方式-16"/>
     <w:p>
       <w:pPr>
         <w:pStyle w:val="Heading3"/>
@@ -15248,8 +15432,8 @@
         <w:t xml:space="preserve">输出色块图。白色和绿色分别代表两种自旋方向。</w:t>
       </w:r>
     </w:p>
-    <w:bookmarkEnd w:id="131"/>
-    <w:bookmarkStart w:id="132" w:name="问题答案-16"/>
+    <w:bookmarkEnd w:id="137"/>
+    <w:bookmarkStart w:id="138" w:name="问题答案-16"/>
     <w:p>
       <w:pPr>
         <w:pStyle w:val="Heading3"/>
@@ -15307,8 +15491,8 @@
         <w:t xml:space="preserve">的动态图样抽样图。低温或临界附近会出现大团簇，高温下图样保持细碎无序。</w:t>
       </w:r>
     </w:p>
-    <w:bookmarkEnd w:id="132"/>
-    <w:bookmarkStart w:id="133" w:name="理解-16"/>
+    <w:bookmarkEnd w:id="138"/>
+    <w:bookmarkStart w:id="139" w:name="分析-16"/>
     <w:p>
       <w:pPr>
         <w:pStyle w:val="Heading3"/>
@@ -15317,7 +15501,7 @@
         <w:rPr>
           <w:rFonts w:hint="eastAsia"/>
         </w:rPr>
-        <w:t xml:space="preserve">理解</w:t>
+        <w:t xml:space="preserve">分析</w:t>
       </w:r>
     </w:p>
     <w:p>
@@ -15340,10 +15524,10 @@
         <w:t xml:space="preserve">是算法时间，不等同于真实动力学时间。</w:t>
       </w:r>
     </w:p>
-    <w:bookmarkEnd w:id="133"/>
-    <w:bookmarkEnd w:id="134"/>
-    <w:bookmarkEnd w:id="135"/>
-    <w:bookmarkStart w:id="170" w:name="iv.-二维-ising-模型磁化与有限尺寸标度"/>
+    <w:bookmarkEnd w:id="139"/>
+    <w:bookmarkEnd w:id="140"/>
+    <w:bookmarkEnd w:id="141"/>
+    <w:bookmarkStart w:id="176" w:name="iv.-二维-ising-模型磁化与有限尺寸标度"/>
     <w:p>
       <w:pPr>
         <w:pStyle w:val="Heading1"/>
@@ -15367,7 +15551,7 @@
         <w:t xml:space="preserve">模型磁化与有限尺寸标度</w:t>
       </w:r>
     </w:p>
-    <w:bookmarkStart w:id="143" w:name="problem-4a磁化随温度变化与相变位置"/>
+    <w:bookmarkStart w:id="149" w:name="problem-4a磁化随温度变化与相变位置"/>
     <w:p>
       <w:pPr>
         <w:pStyle w:val="Heading2"/>
@@ -15382,7 +15566,7 @@
         <w:t xml:space="preserve">4(a)：磁化随温度变化与相变位置</w:t>
       </w:r>
     </w:p>
-    <w:bookmarkStart w:id="136" w:name="待求问题-17"/>
+    <w:bookmarkStart w:id="142" w:name="待求问题-17"/>
     <w:p>
       <w:pPr>
         <w:pStyle w:val="Heading3"/>
@@ -15457,8 +15641,8 @@
         <w:t xml:space="preserve">的曲线，并指出相变发生的位置。</w:t>
       </w:r>
     </w:p>
-    <w:bookmarkEnd w:id="136"/>
-    <w:bookmarkStart w:id="137" w:name="解决方式-17"/>
+    <w:bookmarkEnd w:id="142"/>
+    <w:bookmarkStart w:id="143" w:name="解决方式-17"/>
     <w:p>
       <w:pPr>
         <w:pStyle w:val="Heading3"/>
@@ -15832,8 +16016,8 @@
         <w:t xml:space="preserve">overlay the infinite-lattice spontaneous magnetization curve</w:t>
       </w:r>
     </w:p>
-    <w:bookmarkEnd w:id="137"/>
-    <w:bookmarkStart w:id="141" w:name="问题答案-17"/>
+    <w:bookmarkEnd w:id="143"/>
+    <w:bookmarkStart w:id="147" w:name="问题答案-17"/>
     <w:p>
       <w:pPr>
         <w:pStyle w:val="Heading3"/>
@@ -15854,18 +16038,18 @@
           <wp:inline>
             <wp:extent cx="4373880" cy="2733675"/>
             <wp:effectExtent b="0" l="0" r="0" t="0"/>
-            <wp:docPr descr="不同尺寸下二维 Ising 磁化随温度变化" title="" id="139" name="Picture"/>
+            <wp:docPr descr="不同尺寸下二维 Ising 磁化随温度变化" title="" id="145" name="Picture"/>
             <a:graphic>
               <a:graphicData uri="http://schemas.openxmlformats.org/drawingml/2006/picture">
                 <pic:pic>
                   <pic:nvPicPr>
-                    <pic:cNvPr descr="../../result/problem4_magnetization_vs_T.png" id="140" name="Picture"/>
+                    <pic:cNvPr descr="../../result/problem4_magnetization_vs_T.png" id="146" name="Picture"/>
                     <pic:cNvPicPr>
                       <a:picLocks noChangeArrowheads="1" noChangeAspect="1"/>
                     </pic:cNvPicPr>
                   </pic:nvPicPr>
                   <pic:blipFill>
-                    <a:blip r:embed="rId138"/>
+                    <a:blip r:embed="rId144"/>
                     <a:stretch>
                       <a:fillRect/>
                     </a:stretch>
@@ -16157,8 +16341,8 @@
         <w:t xml:space="preserve">比粗网格峰值位置更能代表本组数据中的临界点。</w:t>
       </w:r>
     </w:p>
-    <w:bookmarkEnd w:id="141"/>
-    <w:bookmarkStart w:id="142" w:name="理解-17"/>
+    <w:bookmarkEnd w:id="147"/>
+    <w:bookmarkStart w:id="148" w:name="分析-17"/>
     <w:p>
       <w:pPr>
         <w:pStyle w:val="Heading3"/>
@@ -16167,7 +16351,7 @@
         <w:rPr>
           <w:rFonts w:hint="eastAsia"/>
         </w:rPr>
-        <w:t xml:space="preserve">理解</w:t>
+        <w:t xml:space="preserve">分析</w:t>
       </w:r>
     </w:p>
     <w:p>
@@ -16283,9 +16467,9 @@
         <w:t xml:space="preserve">增大，这个高温尾部逐渐降低。</w:t>
       </w:r>
     </w:p>
-    <w:bookmarkEnd w:id="142"/>
-    <w:bookmarkEnd w:id="143"/>
-    <w:bookmarkStart w:id="148" w:name="problem-4b改变-l-时影响结果的因素"/>
+    <w:bookmarkEnd w:id="148"/>
+    <w:bookmarkEnd w:id="149"/>
+    <w:bookmarkStart w:id="154" w:name="problem-4b改变-l-时影响结果的因素"/>
     <w:p>
       <w:pPr>
         <w:pStyle w:val="Heading2"/>
@@ -16317,7 +16501,7 @@
         <w:t xml:space="preserve">时影响结果的因素</w:t>
       </w:r>
     </w:p>
-    <w:bookmarkStart w:id="144" w:name="待求问题-18"/>
+    <w:bookmarkStart w:id="150" w:name="待求问题-18"/>
     <w:p>
       <w:pPr>
         <w:pStyle w:val="Heading3"/>
@@ -16357,8 +16541,8 @@
         <w:t xml:space="preserve">的取值，讨论影响最终结果的因素。</w:t>
       </w:r>
     </w:p>
-    <w:bookmarkEnd w:id="144"/>
-    <w:bookmarkStart w:id="145" w:name="解决方式-18"/>
+    <w:bookmarkEnd w:id="150"/>
+    <w:bookmarkStart w:id="151" w:name="解决方式-18"/>
     <w:p>
       <w:pPr>
         <w:pStyle w:val="Heading3"/>
@@ -16475,8 +16659,8 @@
         <w:t xml:space="preserve">曲线和高温尾部，关注有限尺寸、临界慢化、采样长度和初态影响。</w:t>
       </w:r>
     </w:p>
-    <w:bookmarkEnd w:id="145"/>
-    <w:bookmarkStart w:id="146" w:name="问题答案-18"/>
+    <w:bookmarkEnd w:id="151"/>
+    <w:bookmarkStart w:id="152" w:name="问题答案-18"/>
     <w:p>
       <w:pPr>
         <w:pStyle w:val="Heading3"/>
@@ -16684,8 +16868,8 @@
         <w:t xml:space="preserve">越多，曲线越平滑，临界区域定位越可靠。</w:t>
       </w:r>
     </w:p>
-    <w:bookmarkEnd w:id="146"/>
-    <w:bookmarkStart w:id="147" w:name="理解-18"/>
+    <w:bookmarkEnd w:id="152"/>
+    <w:bookmarkStart w:id="153" w:name="分析-18"/>
     <w:p>
       <w:pPr>
         <w:pStyle w:val="Heading3"/>
@@ -16694,7 +16878,7 @@
         <w:rPr>
           <w:rFonts w:hint="eastAsia"/>
         </w:rPr>
-        <w:t xml:space="preserve">理解</w:t>
+        <w:t xml:space="preserve">分析</w:t>
       </w:r>
     </w:p>
     <w:p>
@@ -16747,9 +16931,9 @@
         <w:t xml:space="preserve">，有限系统会表现为一个被截断的相变。</w:t>
       </w:r>
     </w:p>
-    <w:bookmarkEnd w:id="147"/>
-    <w:bookmarkEnd w:id="148"/>
-    <w:bookmarkStart w:id="153" w:name="problem-4c计算精度受限原因"/>
+    <w:bookmarkEnd w:id="153"/>
+    <w:bookmarkEnd w:id="154"/>
+    <w:bookmarkStart w:id="159" w:name="problem-4c计算精度受限原因"/>
     <w:p>
       <w:pPr>
         <w:pStyle w:val="Heading2"/>
@@ -16764,7 +16948,7 @@
         <w:t xml:space="preserve">4(c)：计算精度受限原因</w:t>
       </w:r>
     </w:p>
-    <w:bookmarkStart w:id="149" w:name="待求问题-19"/>
+    <w:bookmarkStart w:id="155" w:name="待求问题-19"/>
     <w:p>
       <w:pPr>
         <w:pStyle w:val="Heading3"/>
@@ -16787,8 +16971,8 @@
         <w:t xml:space="preserve">讨论为什么本机计算只能达到有限精度。</w:t>
       </w:r>
     </w:p>
-    <w:bookmarkEnd w:id="149"/>
-    <w:bookmarkStart w:id="150" w:name="解决方式-19"/>
+    <w:bookmarkEnd w:id="155"/>
+    <w:bookmarkStart w:id="156" w:name="解决方式-19"/>
     <w:p>
       <w:pPr>
         <w:pStyle w:val="Heading3"/>
@@ -16820,8 +17004,8 @@
         <w:t xml:space="preserve">误差、有限尺寸误差和局域更新算法误差三个层面分析。</w:t>
       </w:r>
     </w:p>
-    <w:bookmarkEnd w:id="150"/>
-    <w:bookmarkStart w:id="151" w:name="问题答案-19"/>
+    <w:bookmarkEnd w:id="156"/>
+    <w:bookmarkStart w:id="157" w:name="问题答案-19"/>
     <w:p>
       <w:pPr>
         <w:pStyle w:val="Heading3"/>
@@ -16862,8 +17046,8 @@
         <w:t xml:space="preserve">更新在低温和临界区慢混合；有限尺寸使临界点不再尖锐；温度网格较粗会影响比热峰和指数拟合。</w:t>
       </w:r>
     </w:p>
-    <w:bookmarkEnd w:id="151"/>
-    <w:bookmarkStart w:id="152" w:name="理解-19"/>
+    <w:bookmarkEnd w:id="157"/>
+    <w:bookmarkStart w:id="158" w:name="分析-19"/>
     <w:p>
       <w:pPr>
         <w:pStyle w:val="Heading3"/>
@@ -16872,7 +17056,7 @@
         <w:rPr>
           <w:rFonts w:hint="eastAsia"/>
         </w:rPr>
-        <w:t xml:space="preserve">理解</w:t>
+        <w:t xml:space="preserve">分析</w:t>
       </w:r>
     </w:p>
     <w:p>
@@ -16909,9 +17093,9 @@
         <w:t xml:space="preserve">等团簇算法降低临界慢化。</w:t>
       </w:r>
     </w:p>
-    <w:bookmarkEnd w:id="152"/>
-    <w:bookmarkEnd w:id="153"/>
-    <w:bookmarkStart w:id="161" w:name="problem-4dlnlangle-m2rangle-与-ln-l-的临界指数"/>
+    <w:bookmarkEnd w:id="158"/>
+    <w:bookmarkEnd w:id="159"/>
+    <w:bookmarkStart w:id="167" w:name="problem-4dlnlangle-m2rangle-与-ln-l-的临界指数"/>
     <w:p>
       <w:pPr>
         <w:pStyle w:val="Heading2"/>
@@ -16990,7 +17174,7 @@
         <w:t xml:space="preserve">的临界指数</w:t>
       </w:r>
     </w:p>
-    <w:bookmarkStart w:id="154" w:name="待求问题-20"/>
+    <w:bookmarkStart w:id="160" w:name="待求问题-20"/>
     <w:p>
       <w:pPr>
         <w:pStyle w:val="Heading3"/>
@@ -17080,8 +17264,8 @@
         <w:t xml:space="preserve">是否近似线性。选取数据拟合临界指数，并讨论是否符合理论预言以及原因。</w:t>
       </w:r>
     </w:p>
-    <w:bookmarkEnd w:id="154"/>
-    <w:bookmarkStart w:id="155" w:name="解决方式-20"/>
+    <w:bookmarkEnd w:id="160"/>
+    <w:bookmarkStart w:id="161" w:name="解决方式-20"/>
     <w:p>
       <w:pPr>
         <w:pStyle w:val="Heading3"/>
@@ -17455,8 +17639,8 @@
         <w:t xml:space="preserve">    compare the T = Tc slope with the theoretical value -1/4</w:t>
       </w:r>
     </w:p>
-    <w:bookmarkEnd w:id="155"/>
-    <w:bookmarkStart w:id="159" w:name="问题答案-20"/>
+    <w:bookmarkEnd w:id="161"/>
+    <w:bookmarkStart w:id="165" w:name="问题答案-20"/>
     <w:p>
       <w:pPr>
         <w:pStyle w:val="Heading3"/>
@@ -17709,18 +17893,18 @@
           <wp:inline>
             <wp:extent cx="3840480" cy="2560320"/>
             <wp:effectExtent b="0" l="0" r="0" t="0"/>
-            <wp:docPr descr="磁化平方的有限尺寸标度拟合" title="" id="157" name="Picture"/>
+            <wp:docPr descr="磁化平方的有限尺寸标度拟合" title="" id="163" name="Picture"/>
             <a:graphic>
               <a:graphicData uri="http://schemas.openxmlformats.org/drawingml/2006/picture">
                 <pic:pic>
                   <pic:nvPicPr>
-                    <pic:cNvPr descr="../../result/problem4_fss_logfit.png" id="158" name="Picture"/>
+                    <pic:cNvPr descr="../../result/problem4_fss_logfit.png" id="164" name="Picture"/>
                     <pic:cNvPicPr>
                       <a:picLocks noChangeArrowheads="1" noChangeAspect="1"/>
                     </pic:cNvPicPr>
                   </pic:nvPicPr>
                   <pic:blipFill>
-                    <a:blip r:embed="rId156"/>
+                    <a:blip r:embed="rId162"/>
                     <a:stretch>
                       <a:fillRect/>
                     </a:stretch>
@@ -18026,8 +18210,8 @@
         <w:t xml:space="preserve">随尺寸衰减更快。</w:t>
       </w:r>
     </w:p>
-    <w:bookmarkEnd w:id="159"/>
-    <w:bookmarkStart w:id="160" w:name="理解-20"/>
+    <w:bookmarkEnd w:id="165"/>
+    <w:bookmarkStart w:id="166" w:name="分析-20"/>
     <w:p>
       <w:pPr>
         <w:pStyle w:val="Heading3"/>
@@ -18036,7 +18220,7 @@
         <w:rPr>
           <w:rFonts w:hint="eastAsia"/>
         </w:rPr>
-        <w:t xml:space="preserve">理解</w:t>
+        <w:t xml:space="preserve">分析</w:t>
       </w:r>
     </w:p>
     <w:p>
@@ -18114,9 +18298,9 @@
         <w:t xml:space="preserve">的线性拟合才直接对应临界指数。偏离临界温度后，低温和高温分别受有序相与有限相关长度控制，拟合斜率不再等于临界指数。</w:t>
       </w:r>
     </w:p>
-    <w:bookmarkEnd w:id="160"/>
-    <w:bookmarkEnd w:id="161"/>
-    <w:bookmarkStart w:id="169" w:name="problem-4e100times100-自旋图样展示"/>
+    <w:bookmarkEnd w:id="166"/>
+    <w:bookmarkEnd w:id="167"/>
+    <w:bookmarkStart w:id="175" w:name="problem-4e100times100-自旋图样展示"/>
     <w:p>
       <w:pPr>
         <w:pStyle w:val="Heading2"/>
@@ -18154,7 +18338,7 @@
         <w:t xml:space="preserve">自旋图样展示</w:t>
       </w:r>
     </w:p>
-    <w:bookmarkStart w:id="162" w:name="待求问题-21"/>
+    <w:bookmarkStart w:id="168" w:name="待求问题-21"/>
     <w:p>
       <w:pPr>
         <w:pStyle w:val="Heading3"/>
@@ -18303,8 +18487,8 @@
         <w:t xml:space="preserve">链迭代过程，不代表真实时间。</w:t>
       </w:r>
     </w:p>
-    <w:bookmarkEnd w:id="162"/>
-    <w:bookmarkStart w:id="163" w:name="解决方式-21"/>
+    <w:bookmarkEnd w:id="168"/>
+    <w:bookmarkStart w:id="169" w:name="解决方式-21"/>
     <w:p>
       <w:pPr>
         <w:pStyle w:val="Heading3"/>
@@ -18479,8 +18663,8 @@
         <w:t xml:space="preserve">的自旋图样。</w:t>
       </w:r>
     </w:p>
-    <w:bookmarkEnd w:id="163"/>
-    <w:bookmarkStart w:id="167" w:name="问题答案-21"/>
+    <w:bookmarkEnd w:id="169"/>
+    <w:bookmarkStart w:id="173" w:name="问题答案-21"/>
     <w:p>
       <w:pPr>
         <w:pStyle w:val="Heading3"/>
@@ -18501,18 +18685,18 @@
           <wp:inline>
             <wp:extent cx="4907280" cy="2542863"/>
             <wp:effectExtent b="0" l="0" r="0" t="0"/>
-            <wp:docPr descr="100x100 二维 Ising 自旋图样演化" title="" id="165" name="Picture"/>
+            <wp:docPr descr="100x100 二维 Ising 自旋图样演化" title="" id="171" name="Picture"/>
             <a:graphic>
               <a:graphicData uri="http://schemas.openxmlformats.org/drawingml/2006/picture">
                 <pic:pic>
                   <pic:nvPicPr>
-                    <pic:cNvPr descr="../../result/problem4_L100_snapshots.png" id="166" name="Picture"/>
+                    <pic:cNvPr descr="../../result/problem4_L100_snapshots.png" id="172" name="Picture"/>
                     <pic:cNvPicPr>
                       <a:picLocks noChangeArrowheads="1" noChangeAspect="1"/>
                     </pic:cNvPicPr>
                   </pic:nvPicPr>
                   <pic:blipFill>
-                    <a:blip r:embed="rId164"/>
+                    <a:blip r:embed="rId170"/>
                     <a:stretch>
                       <a:fillRect/>
                     </a:stretch>
@@ -18602,8 +18786,8 @@
         <w:t xml:space="preserve">下图样始终保持细碎随机，没有形成稳定宏观磁化。</w:t>
       </w:r>
     </w:p>
-    <w:bookmarkEnd w:id="167"/>
-    <w:bookmarkStart w:id="168" w:name="理解-21"/>
+    <w:bookmarkEnd w:id="173"/>
+    <w:bookmarkStart w:id="174" w:name="分析-21"/>
     <w:p>
       <w:pPr>
         <w:pStyle w:val="Heading3"/>
@@ -18612,7 +18796,7 @@
         <w:rPr>
           <w:rFonts w:hint="eastAsia"/>
         </w:rPr>
-        <w:t xml:space="preserve">理解</w:t>
+        <w:t xml:space="preserve">分析</w:t>
       </w:r>
     </w:p>
     <w:p>
@@ -18644,9 +18828,9 @@
         <w:t xml:space="preserve">不是物理实时时间；若要研究真实动力学，需要额外指定动力学模型和时间标定。</w:t>
       </w:r>
     </w:p>
-    <w:bookmarkEnd w:id="168"/>
-    <w:bookmarkEnd w:id="169"/>
-    <w:bookmarkEnd w:id="170"/>
+    <w:bookmarkEnd w:id="174"/>
+    <w:bookmarkEnd w:id="175"/>
+    <w:bookmarkEnd w:id="176"/>
     <w:sectPr>
       <w:footnotePr>
         <w:numRestart w:val="eachSect"/>

--- a/13/docs/answer/answer.docx
+++ b/13/docs/answer/answer.docx
@@ -694,6 +694,15 @@
         <w:pStyle w:val="Heading2"/>
       </w:pPr>
       <w:r>
+        <w:rPr>
+          <w:rStyle w:val="SectionNumber"/>
+        </w:rPr>
+        <w:t xml:space="preserve">0.1</w:t>
+      </w:r>
+      <w:r>
+        <w:tab/>
+      </w:r>
+      <w:r>
         <w:t xml:space="preserve">Problem </w:t>
       </w:r>
       <w:r>
@@ -708,6 +717,15 @@
       <w:pPr>
         <w:pStyle w:val="Heading3"/>
       </w:pPr>
+      <w:r>
+        <w:rPr>
+          <w:rStyle w:val="SectionNumber"/>
+        </w:rPr>
+        <w:t xml:space="preserve">0.1.1</w:t>
+      </w:r>
+      <w:r>
+        <w:tab/>
+      </w:r>
       <w:r>
         <w:rPr>
           <w:rFonts w:hint="eastAsia"/>
@@ -785,6 +803,15 @@
       <w:pPr>
         <w:pStyle w:val="Heading3"/>
       </w:pPr>
+      <w:r>
+        <w:rPr>
+          <w:rStyle w:val="SectionNumber"/>
+        </w:rPr>
+        <w:t xml:space="preserve">0.1.2</w:t>
+      </w:r>
+      <w:r>
+        <w:tab/>
+      </w:r>
       <w:r>
         <w:rPr>
           <w:rFonts w:hint="eastAsia"/>
@@ -1521,6 +1548,15 @@
       <w:pPr>
         <w:pStyle w:val="Heading3"/>
       </w:pPr>
+      <w:r>
+        <w:rPr>
+          <w:rStyle w:val="SectionNumber"/>
+        </w:rPr>
+        <w:t xml:space="preserve">0.1.3</w:t>
+      </w:r>
+      <w:r>
+        <w:tab/>
+      </w:r>
       <w:r>
         <w:rPr>
           <w:rFonts w:hint="eastAsia"/>
@@ -2079,6 +2115,15 @@
       </w:pPr>
       <w:r>
         <w:rPr>
+          <w:rStyle w:val="SectionNumber"/>
+        </w:rPr>
+        <w:t xml:space="preserve">0.1.4</w:t>
+      </w:r>
+      <w:r>
+        <w:tab/>
+      </w:r>
+      <w:r>
+        <w:rPr>
           <w:rFonts w:hint="eastAsia"/>
         </w:rPr>
         <w:t xml:space="preserve">分析</w:t>
@@ -2126,6 +2171,15 @@
         <w:pStyle w:val="Heading2"/>
       </w:pPr>
       <w:r>
+        <w:rPr>
+          <w:rStyle w:val="SectionNumber"/>
+        </w:rPr>
+        <w:t xml:space="preserve">0.2</w:t>
+      </w:r>
+      <w:r>
+        <w:tab/>
+      </w:r>
+      <w:r>
         <w:t xml:space="preserve">Problem </w:t>
       </w:r>
       <w:r>
@@ -2140,6 +2194,15 @@
       <w:pPr>
         <w:pStyle w:val="Heading3"/>
       </w:pPr>
+      <w:r>
+        <w:rPr>
+          <w:rStyle w:val="SectionNumber"/>
+        </w:rPr>
+        <w:t xml:space="preserve">0.2.1</w:t>
+      </w:r>
+      <w:r>
+        <w:tab/>
+      </w:r>
       <w:r>
         <w:rPr>
           <w:rFonts w:hint="eastAsia"/>
@@ -2186,6 +2249,15 @@
       </w:pPr>
       <w:r>
         <w:rPr>
+          <w:rStyle w:val="SectionNumber"/>
+        </w:rPr>
+        <w:t xml:space="preserve">0.2.2</w:t>
+      </w:r>
+      <w:r>
+        <w:tab/>
+      </w:r>
+      <w:r>
+        <w:rPr>
           <w:rFonts w:hint="eastAsia"/>
         </w:rPr>
         <w:t xml:space="preserve">解决方式</w:t>
@@ -2252,6 +2324,15 @@
       <w:pPr>
         <w:pStyle w:val="Heading3"/>
       </w:pPr>
+      <w:r>
+        <w:rPr>
+          <w:rStyle w:val="SectionNumber"/>
+        </w:rPr>
+        <w:t xml:space="preserve">0.2.3</w:t>
+      </w:r>
+      <w:r>
+        <w:tab/>
+      </w:r>
       <w:r>
         <w:rPr>
           <w:rFonts w:hint="eastAsia"/>
@@ -2454,6 +2535,15 @@
       </w:pPr>
       <w:r>
         <w:rPr>
+          <w:rStyle w:val="SectionNumber"/>
+        </w:rPr>
+        <w:t xml:space="preserve">0.2.4</w:t>
+      </w:r>
+      <w:r>
+        <w:tab/>
+      </w:r>
+      <w:r>
+        <w:rPr>
           <w:rFonts w:hint="eastAsia"/>
         </w:rPr>
         <w:t xml:space="preserve">分析</w:t>
@@ -2478,6 +2568,15 @@
         <w:pStyle w:val="Heading2"/>
       </w:pPr>
       <w:r>
+        <w:rPr>
+          <w:rStyle w:val="SectionNumber"/>
+        </w:rPr>
+        <w:t xml:space="preserve">0.3</w:t>
+      </w:r>
+      <w:r>
+        <w:tab/>
+      </w:r>
+      <w:r>
         <w:t xml:space="preserve">Problem </w:t>
       </w:r>
       <w:r>
@@ -2492,6 +2591,15 @@
       <w:pPr>
         <w:pStyle w:val="Heading3"/>
       </w:pPr>
+      <w:r>
+        <w:rPr>
+          <w:rStyle w:val="SectionNumber"/>
+        </w:rPr>
+        <w:t xml:space="preserve">0.3.1</w:t>
+      </w:r>
+      <w:r>
+        <w:tab/>
+      </w:r>
       <w:r>
         <w:rPr>
           <w:rFonts w:hint="eastAsia"/>
@@ -2824,6 +2932,15 @@
       </w:pPr>
       <w:r>
         <w:rPr>
+          <w:rStyle w:val="SectionNumber"/>
+        </w:rPr>
+        <w:t xml:space="preserve">0.3.2</w:t>
+      </w:r>
+      <w:r>
+        <w:tab/>
+      </w:r>
+      <w:r>
+        <w:rPr>
           <w:rFonts w:hint="eastAsia"/>
         </w:rPr>
         <w:t xml:space="preserve">解决方式</w:t>
@@ -3023,6 +3140,15 @@
       <w:pPr>
         <w:pStyle w:val="Heading3"/>
       </w:pPr>
+      <w:r>
+        <w:rPr>
+          <w:rStyle w:val="SectionNumber"/>
+        </w:rPr>
+        <w:t xml:space="preserve">0.3.3</w:t>
+      </w:r>
+      <w:r>
+        <w:tab/>
+      </w:r>
       <w:r>
         <w:rPr>
           <w:rFonts w:hint="eastAsia"/>
@@ -4140,6 +4266,15 @@
       </w:pPr>
       <w:r>
         <w:rPr>
+          <w:rStyle w:val="SectionNumber"/>
+        </w:rPr>
+        <w:t xml:space="preserve">0.3.4</w:t>
+      </w:r>
+      <w:r>
+        <w:tab/>
+      </w:r>
+      <w:r>
+        <w:rPr>
           <w:rFonts w:hint="eastAsia"/>
         </w:rPr>
         <w:t xml:space="preserve">分析</w:t>
@@ -4359,6 +4494,15 @@
         <w:pStyle w:val="Heading2"/>
       </w:pPr>
       <w:r>
+        <w:rPr>
+          <w:rStyle w:val="SectionNumber"/>
+        </w:rPr>
+        <w:t xml:space="preserve">0.4</w:t>
+      </w:r>
+      <w:r>
+        <w:tab/>
+      </w:r>
+      <w:r>
         <w:t xml:space="preserve">Problem </w:t>
       </w:r>
       <w:r>
@@ -4373,6 +4517,15 @@
       <w:pPr>
         <w:pStyle w:val="Heading3"/>
       </w:pPr>
+      <w:r>
+        <w:rPr>
+          <w:rStyle w:val="SectionNumber"/>
+        </w:rPr>
+        <w:t xml:space="preserve">0.4.1</w:t>
+      </w:r>
+      <w:r>
+        <w:tab/>
+      </w:r>
       <w:r>
         <w:rPr>
           <w:rFonts w:hint="eastAsia"/>
@@ -4408,6 +4561,15 @@
       </w:pPr>
       <w:r>
         <w:rPr>
+          <w:rStyle w:val="SectionNumber"/>
+        </w:rPr>
+        <w:t xml:space="preserve">0.4.2</w:t>
+      </w:r>
+      <w:r>
+        <w:tab/>
+      </w:r>
+      <w:r>
+        <w:rPr>
           <w:rFonts w:hint="eastAsia"/>
         </w:rPr>
         <w:t xml:space="preserve">解决方式</w:t>
@@ -4439,6 +4601,15 @@
       <w:pPr>
         <w:pStyle w:val="Heading3"/>
       </w:pPr>
+      <w:r>
+        <w:rPr>
+          <w:rStyle w:val="SectionNumber"/>
+        </w:rPr>
+        <w:t xml:space="preserve">0.4.3</w:t>
+      </w:r>
+      <w:r>
+        <w:tab/>
+      </w:r>
       <w:r>
         <w:rPr>
           <w:rFonts w:hint="eastAsia"/>
@@ -4596,6 +4767,15 @@
       </w:pPr>
       <w:r>
         <w:rPr>
+          <w:rStyle w:val="SectionNumber"/>
+        </w:rPr>
+        <w:t xml:space="preserve">0.4.4</w:t>
+      </w:r>
+      <w:r>
+        <w:tab/>
+      </w:r>
+      <w:r>
+        <w:rPr>
           <w:rFonts w:hint="eastAsia"/>
         </w:rPr>
         <w:t xml:space="preserve">分析</w:t>
@@ -4713,6 +4893,15 @@
         <w:pStyle w:val="Heading2"/>
       </w:pPr>
       <w:r>
+        <w:rPr>
+          <w:rStyle w:val="SectionNumber"/>
+        </w:rPr>
+        <w:t xml:space="preserve">0.5</w:t>
+      </w:r>
+      <w:r>
+        <w:tab/>
+      </w:r>
+      <w:r>
         <w:t xml:space="preserve">Problem </w:t>
       </w:r>
       <w:r>
@@ -4736,6 +4925,15 @@
       <w:pPr>
         <w:pStyle w:val="Heading3"/>
       </w:pPr>
+      <w:r>
+        <w:rPr>
+          <w:rStyle w:val="SectionNumber"/>
+        </w:rPr>
+        <w:t xml:space="preserve">0.5.1</w:t>
+      </w:r>
+      <w:r>
+        <w:tab/>
+      </w:r>
       <w:r>
         <w:rPr>
           <w:rFonts w:hint="eastAsia"/>
@@ -4907,6 +5105,15 @@
       </w:pPr>
       <w:r>
         <w:rPr>
+          <w:rStyle w:val="SectionNumber"/>
+        </w:rPr>
+        <w:t xml:space="preserve">0.5.2</w:t>
+      </w:r>
+      <w:r>
+        <w:tab/>
+      </w:r>
+      <w:r>
+        <w:rPr>
           <w:rFonts w:hint="eastAsia"/>
         </w:rPr>
         <w:t xml:space="preserve">解决方式</w:t>
@@ -5435,6 +5642,15 @@
       <w:pPr>
         <w:pStyle w:val="Heading3"/>
       </w:pPr>
+      <w:r>
+        <w:rPr>
+          <w:rStyle w:val="SectionNumber"/>
+        </w:rPr>
+        <w:t xml:space="preserve">0.5.3</w:t>
+      </w:r>
+      <w:r>
+        <w:tab/>
+      </w:r>
       <w:r>
         <w:rPr>
           <w:rFonts w:hint="eastAsia"/>
@@ -5802,6 +6018,15 @@
       </w:pPr>
       <w:r>
         <w:rPr>
+          <w:rStyle w:val="SectionNumber"/>
+        </w:rPr>
+        <w:t xml:space="preserve">0.5.4</w:t>
+      </w:r>
+      <w:r>
+        <w:tab/>
+      </w:r>
+      <w:r>
+        <w:rPr>
           <w:rFonts w:hint="eastAsia"/>
         </w:rPr>
         <w:t xml:space="preserve">分析</w:t>
@@ -5920,6 +6145,15 @@
         <w:pStyle w:val="Heading2"/>
       </w:pPr>
       <w:r>
+        <w:rPr>
+          <w:rStyle w:val="SectionNumber"/>
+        </w:rPr>
+        <w:t xml:space="preserve">0.6</w:t>
+      </w:r>
+      <w:r>
+        <w:tab/>
+      </w:r>
+      <w:r>
         <w:t xml:space="preserve">Problem </w:t>
       </w:r>
       <w:r>
@@ -5943,6 +6177,15 @@
       <w:pPr>
         <w:pStyle w:val="Heading3"/>
       </w:pPr>
+      <w:r>
+        <w:rPr>
+          <w:rStyle w:val="SectionNumber"/>
+        </w:rPr>
+        <w:t xml:space="preserve">0.6.1</w:t>
+      </w:r>
+      <w:r>
+        <w:tab/>
+      </w:r>
       <w:r>
         <w:rPr>
           <w:rFonts w:hint="eastAsia"/>
@@ -6109,6 +6352,15 @@
       </w:pPr>
       <w:r>
         <w:rPr>
+          <w:rStyle w:val="SectionNumber"/>
+        </w:rPr>
+        <w:t xml:space="preserve">0.6.2</w:t>
+      </w:r>
+      <w:r>
+        <w:tab/>
+      </w:r>
+      <w:r>
+        <w:rPr>
           <w:rFonts w:hint="eastAsia"/>
         </w:rPr>
         <w:t xml:space="preserve">解决方式</w:t>
@@ -6279,6 +6531,15 @@
       <w:pPr>
         <w:pStyle w:val="Heading3"/>
       </w:pPr>
+      <w:r>
+        <w:rPr>
+          <w:rStyle w:val="SectionNumber"/>
+        </w:rPr>
+        <w:t xml:space="preserve">0.6.3</w:t>
+      </w:r>
+      <w:r>
+        <w:tab/>
+      </w:r>
       <w:r>
         <w:rPr>
           <w:rFonts w:hint="eastAsia"/>
@@ -6622,6 +6883,15 @@
       </w:pPr>
       <w:r>
         <w:rPr>
+          <w:rStyle w:val="SectionNumber"/>
+        </w:rPr>
+        <w:t xml:space="preserve">0.6.4</w:t>
+      </w:r>
+      <w:r>
+        <w:tab/>
+      </w:r>
+      <w:r>
+        <w:rPr>
           <w:rFonts w:hint="eastAsia"/>
         </w:rPr>
         <w:t xml:space="preserve">分析</w:t>
@@ -6702,6 +6972,15 @@
         <w:pStyle w:val="Heading2"/>
       </w:pPr>
       <w:r>
+        <w:rPr>
+          <w:rStyle w:val="SectionNumber"/>
+        </w:rPr>
+        <w:t xml:space="preserve">0.7</w:t>
+      </w:r>
+      <w:r>
+        <w:tab/>
+      </w:r>
+      <w:r>
         <w:t xml:space="preserve">Problem </w:t>
       </w:r>
       <w:r>
@@ -6716,6 +6995,15 @@
       <w:pPr>
         <w:pStyle w:val="Heading3"/>
       </w:pPr>
+      <w:r>
+        <w:rPr>
+          <w:rStyle w:val="SectionNumber"/>
+        </w:rPr>
+        <w:t xml:space="preserve">0.7.1</w:t>
+      </w:r>
+      <w:r>
+        <w:tab/>
+      </w:r>
       <w:r>
         <w:rPr>
           <w:rFonts w:hint="eastAsia"/>
@@ -6953,6 +7241,15 @@
       <w:pPr>
         <w:pStyle w:val="Heading3"/>
       </w:pPr>
+      <w:r>
+        <w:rPr>
+          <w:rStyle w:val="SectionNumber"/>
+        </w:rPr>
+        <w:t xml:space="preserve">0.7.2</w:t>
+      </w:r>
+      <w:r>
+        <w:tab/>
+      </w:r>
       <w:r>
         <w:rPr>
           <w:rFonts w:hint="eastAsia"/>
@@ -7154,6 +7451,15 @@
       </w:pPr>
       <w:r>
         <w:rPr>
+          <w:rStyle w:val="SectionNumber"/>
+        </w:rPr>
+        <w:t xml:space="preserve">0.7.3</w:t>
+      </w:r>
+      <w:r>
+        <w:tab/>
+      </w:r>
+      <w:r>
+        <w:rPr>
           <w:rFonts w:hint="eastAsia"/>
         </w:rPr>
         <w:t xml:space="preserve">问题答案</w:t>
@@ -8406,6 +8712,15 @@
       </w:pPr>
       <w:r>
         <w:rPr>
+          <w:rStyle w:val="SectionNumber"/>
+        </w:rPr>
+        <w:t xml:space="preserve">0.7.4</w:t>
+      </w:r>
+      <w:r>
+        <w:tab/>
+      </w:r>
+      <w:r>
+        <w:rPr>
           <w:rFonts w:hint="eastAsia"/>
         </w:rPr>
         <w:t xml:space="preserve">分析</w:t>
@@ -8473,6 +8788,15 @@
       <w:pPr>
         <w:pStyle w:val="Heading2"/>
       </w:pPr>
+      <w:r>
+        <w:rPr>
+          <w:rStyle w:val="SectionNumber"/>
+        </w:rPr>
+        <w:t xml:space="preserve">0.8</w:t>
+      </w:r>
+      <w:r>
+        <w:tab/>
+      </w:r>
       <w:r>
         <w:t xml:space="preserve">Problem </w:t>
       </w:r>
@@ -8525,6 +8849,15 @@
       </w:pPr>
       <w:r>
         <w:rPr>
+          <w:rStyle w:val="SectionNumber"/>
+        </w:rPr>
+        <w:t xml:space="preserve">0.8.1</w:t>
+      </w:r>
+      <w:r>
+        <w:tab/>
+      </w:r>
+      <w:r>
+        <w:rPr>
           <w:rFonts w:hint="eastAsia"/>
         </w:rPr>
         <w:t xml:space="preserve">待求问题</w:t>
@@ -8602,6 +8935,15 @@
       <w:pPr>
         <w:pStyle w:val="Heading3"/>
       </w:pPr>
+      <w:r>
+        <w:rPr>
+          <w:rStyle w:val="SectionNumber"/>
+        </w:rPr>
+        <w:t xml:space="preserve">0.8.2</w:t>
+      </w:r>
+      <w:r>
+        <w:tab/>
+      </w:r>
       <w:r>
         <w:rPr>
           <w:rFonts w:hint="eastAsia"/>
@@ -8694,6 +9036,15 @@
       <w:pPr>
         <w:pStyle w:val="Heading3"/>
       </w:pPr>
+      <w:r>
+        <w:rPr>
+          <w:rStyle w:val="SectionNumber"/>
+        </w:rPr>
+        <w:t xml:space="preserve">0.8.3</w:t>
+      </w:r>
+      <w:r>
+        <w:tab/>
+      </w:r>
       <w:r>
         <w:rPr>
           <w:rFonts w:hint="eastAsia"/>
@@ -8921,6 +9272,15 @@
       </w:pPr>
       <w:r>
         <w:rPr>
+          <w:rStyle w:val="SectionNumber"/>
+        </w:rPr>
+        <w:t xml:space="preserve">0.8.4</w:t>
+      </w:r>
+      <w:r>
+        <w:tab/>
+      </w:r>
+      <w:r>
+        <w:rPr>
           <w:rFonts w:hint="eastAsia"/>
         </w:rPr>
         <w:t xml:space="preserve">分析</w:t>
@@ -8996,6 +9356,15 @@
         <w:pStyle w:val="Heading2"/>
       </w:pPr>
       <w:r>
+        <w:rPr>
+          <w:rStyle w:val="SectionNumber"/>
+        </w:rPr>
+        <w:t xml:space="preserve">0.9</w:t>
+      </w:r>
+      <w:r>
+        <w:tab/>
+      </w:r>
+      <w:r>
         <w:t xml:space="preserve">Problem </w:t>
       </w:r>
       <w:r>
@@ -9054,6 +9423,15 @@
       <w:pPr>
         <w:pStyle w:val="Heading3"/>
       </w:pPr>
+      <w:r>
+        <w:rPr>
+          <w:rStyle w:val="SectionNumber"/>
+        </w:rPr>
+        <w:t xml:space="preserve">0.9.1</w:t>
+      </w:r>
+      <w:r>
+        <w:tab/>
+      </w:r>
       <w:r>
         <w:rPr>
           <w:rFonts w:hint="eastAsia"/>
@@ -9160,6 +9538,15 @@
       <w:pPr>
         <w:pStyle w:val="Heading3"/>
       </w:pPr>
+      <w:r>
+        <w:rPr>
+          <w:rStyle w:val="SectionNumber"/>
+        </w:rPr>
+        <w:t xml:space="preserve">0.9.2</w:t>
+      </w:r>
+      <w:r>
+        <w:tab/>
+      </w:r>
       <w:r>
         <w:rPr>
           <w:rFonts w:hint="eastAsia"/>
@@ -9554,6 +9941,15 @@
       </w:pPr>
       <w:r>
         <w:rPr>
+          <w:rStyle w:val="SectionNumber"/>
+        </w:rPr>
+        <w:t xml:space="preserve">0.9.3</w:t>
+      </w:r>
+      <w:r>
+        <w:tab/>
+      </w:r>
+      <w:r>
+        <w:rPr>
           <w:rFonts w:hint="eastAsia"/>
         </w:rPr>
         <w:t xml:space="preserve">问题答案</w:t>
@@ -9938,6 +10334,15 @@
       </w:pPr>
       <w:r>
         <w:rPr>
+          <w:rStyle w:val="SectionNumber"/>
+        </w:rPr>
+        <w:t xml:space="preserve">0.9.4</w:t>
+      </w:r>
+      <w:r>
+        <w:tab/>
+      </w:r>
+      <w:r>
+        <w:rPr>
           <w:rFonts w:hint="eastAsia"/>
         </w:rPr>
         <w:t xml:space="preserve">分析</w:t>
@@ -10063,6 +10468,15 @@
         <w:pStyle w:val="Heading2"/>
       </w:pPr>
       <w:r>
+        <w:rPr>
+          <w:rStyle w:val="SectionNumber"/>
+        </w:rPr>
+        <w:t xml:space="preserve">0.10</w:t>
+      </w:r>
+      <w:r>
+        <w:tab/>
+      </w:r>
+      <w:r>
         <w:t xml:space="preserve">Problem </w:t>
       </w:r>
       <w:r>
@@ -10121,6 +10535,15 @@
       <w:pPr>
         <w:pStyle w:val="Heading3"/>
       </w:pPr>
+      <w:r>
+        <w:rPr>
+          <w:rStyle w:val="SectionNumber"/>
+        </w:rPr>
+        <w:t xml:space="preserve">0.10.1</w:t>
+      </w:r>
+      <w:r>
+        <w:tab/>
+      </w:r>
       <w:r>
         <w:rPr>
           <w:rFonts w:hint="eastAsia"/>
@@ -10176,6 +10599,15 @@
       </w:pPr>
       <w:r>
         <w:rPr>
+          <w:rStyle w:val="SectionNumber"/>
+        </w:rPr>
+        <w:t xml:space="preserve">0.10.2</w:t>
+      </w:r>
+      <w:r>
+        <w:tab/>
+      </w:r>
+      <w:r>
+        <w:rPr>
           <w:rFonts w:hint="eastAsia"/>
         </w:rPr>
         <w:t xml:space="preserve">解决方式</w:t>
@@ -10230,6 +10662,15 @@
       <w:pPr>
         <w:pStyle w:val="Heading3"/>
       </w:pPr>
+      <w:r>
+        <w:rPr>
+          <w:rStyle w:val="SectionNumber"/>
+        </w:rPr>
+        <w:t xml:space="preserve">0.10.3</w:t>
+      </w:r>
+      <w:r>
+        <w:tab/>
+      </w:r>
       <w:r>
         <w:rPr>
           <w:rFonts w:hint="eastAsia"/>
@@ -10400,6 +10841,15 @@
       </w:pPr>
       <w:r>
         <w:rPr>
+          <w:rStyle w:val="SectionNumber"/>
+        </w:rPr>
+        <w:t xml:space="preserve">0.10.4</w:t>
+      </w:r>
+      <w:r>
+        <w:tab/>
+      </w:r>
+      <w:r>
+        <w:rPr>
           <w:rFonts w:hint="eastAsia"/>
         </w:rPr>
         <w:t xml:space="preserve">分析</w:t>
@@ -10450,6 +10900,15 @@
         <w:pStyle w:val="Heading2"/>
       </w:pPr>
       <w:r>
+        <w:rPr>
+          <w:rStyle w:val="SectionNumber"/>
+        </w:rPr>
+        <w:t xml:space="preserve">0.11</w:t>
+      </w:r>
+      <w:r>
+        <w:tab/>
+      </w:r>
+      <w:r>
         <w:t xml:space="preserve">Problem </w:t>
       </w:r>
       <w:r>
@@ -10464,6 +10923,15 @@
       <w:pPr>
         <w:pStyle w:val="Heading3"/>
       </w:pPr>
+      <w:r>
+        <w:rPr>
+          <w:rStyle w:val="SectionNumber"/>
+        </w:rPr>
+        <w:t xml:space="preserve">0.11.1</w:t>
+      </w:r>
+      <w:r>
+        <w:tab/>
+      </w:r>
       <w:r>
         <w:rPr>
           <w:rFonts w:hint="eastAsia"/>
@@ -10539,6 +11007,15 @@
       </w:pPr>
       <w:r>
         <w:rPr>
+          <w:rStyle w:val="SectionNumber"/>
+        </w:rPr>
+        <w:t xml:space="preserve">0.11.2</w:t>
+      </w:r>
+      <w:r>
+        <w:tab/>
+      </w:r>
+      <w:r>
+        <w:rPr>
           <w:rFonts w:hint="eastAsia"/>
         </w:rPr>
         <w:t xml:space="preserve">解决方式</w:t>
@@ -10623,6 +11100,15 @@
       <w:pPr>
         <w:pStyle w:val="Heading3"/>
       </w:pPr>
+      <w:r>
+        <w:rPr>
+          <w:rStyle w:val="SectionNumber"/>
+        </w:rPr>
+        <w:t xml:space="preserve">0.11.3</w:t>
+      </w:r>
+      <w:r>
+        <w:tab/>
+      </w:r>
       <w:r>
         <w:rPr>
           <w:rFonts w:hint="eastAsia"/>
@@ -11082,6 +11568,15 @@
       </w:pPr>
       <w:r>
         <w:rPr>
+          <w:rStyle w:val="SectionNumber"/>
+        </w:rPr>
+        <w:t xml:space="preserve">0.11.4</w:t>
+      </w:r>
+      <w:r>
+        <w:tab/>
+      </w:r>
+      <w:r>
+        <w:rPr>
           <w:rFonts w:hint="eastAsia"/>
         </w:rPr>
         <w:t xml:space="preserve">分析</w:t>
@@ -11106,6 +11601,15 @@
         <w:pStyle w:val="Heading2"/>
       </w:pPr>
       <w:r>
+        <w:rPr>
+          <w:rStyle w:val="SectionNumber"/>
+        </w:rPr>
+        <w:t xml:space="preserve">0.12</w:t>
+      </w:r>
+      <w:r>
+        <w:tab/>
+      </w:r>
+      <w:r>
         <w:t xml:space="preserve">Problem </w:t>
       </w:r>
       <w:r>
@@ -11143,6 +11647,15 @@
       <w:pPr>
         <w:pStyle w:val="Heading3"/>
       </w:pPr>
+      <w:r>
+        <w:rPr>
+          <w:rStyle w:val="SectionNumber"/>
+        </w:rPr>
+        <w:t xml:space="preserve">0.12.1</w:t>
+      </w:r>
+      <w:r>
+        <w:tab/>
+      </w:r>
       <w:r>
         <w:rPr>
           <w:rFonts w:hint="eastAsia"/>
@@ -11290,6 +11803,15 @@
       <w:pPr>
         <w:pStyle w:val="Heading3"/>
       </w:pPr>
+      <w:r>
+        <w:rPr>
+          <w:rStyle w:val="SectionNumber"/>
+        </w:rPr>
+        <w:t xml:space="preserve">0.12.2</w:t>
+      </w:r>
+      <w:r>
+        <w:tab/>
+      </w:r>
       <w:r>
         <w:rPr>
           <w:rFonts w:hint="eastAsia"/>
@@ -11629,6 +12151,15 @@
       <w:pPr>
         <w:pStyle w:val="Heading3"/>
       </w:pPr>
+      <w:r>
+        <w:rPr>
+          <w:rStyle w:val="SectionNumber"/>
+        </w:rPr>
+        <w:t xml:space="preserve">0.12.3</w:t>
+      </w:r>
+      <w:r>
+        <w:tab/>
+      </w:r>
       <w:r>
         <w:rPr>
           <w:rFonts w:hint="eastAsia"/>
@@ -12541,6 +13072,15 @@
       </w:pPr>
       <w:r>
         <w:rPr>
+          <w:rStyle w:val="SectionNumber"/>
+        </w:rPr>
+        <w:t xml:space="preserve">0.12.4</w:t>
+      </w:r>
+      <w:r>
+        <w:tab/>
+      </w:r>
+      <w:r>
+        <w:rPr>
           <w:rFonts w:hint="eastAsia"/>
         </w:rPr>
         <w:t xml:space="preserve">分析</w:t>
@@ -12597,6 +13137,15 @@
         <w:pStyle w:val="Heading2"/>
       </w:pPr>
       <w:r>
+        <w:rPr>
+          <w:rStyle w:val="SectionNumber"/>
+        </w:rPr>
+        <w:t xml:space="preserve">0.13</w:t>
+      </w:r>
+      <w:r>
+        <w:tab/>
+      </w:r>
+      <w:r>
         <w:t xml:space="preserve">Problem </w:t>
       </w:r>
       <w:r>
@@ -12634,6 +13183,15 @@
       <w:pPr>
         <w:pStyle w:val="Heading3"/>
       </w:pPr>
+      <w:r>
+        <w:rPr>
+          <w:rStyle w:val="SectionNumber"/>
+        </w:rPr>
+        <w:t xml:space="preserve">0.13.1</w:t>
+      </w:r>
+      <w:r>
+        <w:tab/>
+      </w:r>
       <w:r>
         <w:rPr>
           <w:rFonts w:hint="eastAsia"/>
@@ -12695,6 +13253,15 @@
       </w:pPr>
       <w:r>
         <w:rPr>
+          <w:rStyle w:val="SectionNumber"/>
+        </w:rPr>
+        <w:t xml:space="preserve">0.13.2</w:t>
+      </w:r>
+      <w:r>
+        <w:tab/>
+      </w:r>
+      <w:r>
+        <w:rPr>
           <w:rFonts w:hint="eastAsia"/>
         </w:rPr>
         <w:t xml:space="preserve">解决方式</w:t>
@@ -12764,6 +13331,15 @@
       <w:pPr>
         <w:pStyle w:val="Heading3"/>
       </w:pPr>
+      <w:r>
+        <w:rPr>
+          <w:rStyle w:val="SectionNumber"/>
+        </w:rPr>
+        <w:t xml:space="preserve">0.13.3</w:t>
+      </w:r>
+      <w:r>
+        <w:tab/>
+      </w:r>
       <w:r>
         <w:rPr>
           <w:rFonts w:hint="eastAsia"/>
@@ -13002,6 +13578,15 @@
       </w:pPr>
       <w:r>
         <w:rPr>
+          <w:rStyle w:val="SectionNumber"/>
+        </w:rPr>
+        <w:t xml:space="preserve">0.13.4</w:t>
+      </w:r>
+      <w:r>
+        <w:tab/>
+      </w:r>
+      <w:r>
+        <w:rPr>
           <w:rFonts w:hint="eastAsia"/>
         </w:rPr>
         <w:t xml:space="preserve">分析</w:t>
@@ -13087,6 +13672,15 @@
         <w:pStyle w:val="Heading2"/>
       </w:pPr>
       <w:r>
+        <w:rPr>
+          <w:rStyle w:val="SectionNumber"/>
+        </w:rPr>
+        <w:t xml:space="preserve">0.14</w:t>
+      </w:r>
+      <w:r>
+        <w:tab/>
+      </w:r>
+      <w:r>
         <w:t xml:space="preserve">Problem </w:t>
       </w:r>
       <w:r>
@@ -13101,6 +13695,15 @@
       <w:pPr>
         <w:pStyle w:val="Heading3"/>
       </w:pPr>
+      <w:r>
+        <w:rPr>
+          <w:rStyle w:val="SectionNumber"/>
+        </w:rPr>
+        <w:t xml:space="preserve">0.14.1</w:t>
+      </w:r>
+      <w:r>
+        <w:tab/>
+      </w:r>
       <w:r>
         <w:rPr>
           <w:rFonts w:hint="eastAsia"/>
@@ -13179,6 +13782,15 @@
       </w:pPr>
       <w:r>
         <w:rPr>
+          <w:rStyle w:val="SectionNumber"/>
+        </w:rPr>
+        <w:t xml:space="preserve">0.14.2</w:t>
+      </w:r>
+      <w:r>
+        <w:tab/>
+      </w:r>
+      <w:r>
+        <w:rPr>
           <w:rFonts w:hint="eastAsia"/>
         </w:rPr>
         <w:t xml:space="preserve">解决方式</w:t>
@@ -13257,6 +13869,15 @@
       <w:pPr>
         <w:pStyle w:val="Heading3"/>
       </w:pPr>
+      <w:r>
+        <w:rPr>
+          <w:rStyle w:val="SectionNumber"/>
+        </w:rPr>
+        <w:t xml:space="preserve">0.14.3</w:t>
+      </w:r>
+      <w:r>
+        <w:tab/>
+      </w:r>
       <w:r>
         <w:rPr>
           <w:rFonts w:hint="eastAsia"/>
@@ -14197,6 +14818,15 @@
       </w:pPr>
       <w:r>
         <w:rPr>
+          <w:rStyle w:val="SectionNumber"/>
+        </w:rPr>
+        <w:t xml:space="preserve">0.14.4</w:t>
+      </w:r>
+      <w:r>
+        <w:tab/>
+      </w:r>
+      <w:r>
+        <w:rPr>
           <w:rFonts w:hint="eastAsia"/>
         </w:rPr>
         <w:t xml:space="preserve">分析</w:t>
@@ -14299,6 +14929,15 @@
         <w:pStyle w:val="Heading2"/>
       </w:pPr>
       <w:r>
+        <w:rPr>
+          <w:rStyle w:val="SectionNumber"/>
+        </w:rPr>
+        <w:t xml:space="preserve">0.15</w:t>
+      </w:r>
+      <w:r>
+        <w:tab/>
+      </w:r>
+      <w:r>
         <w:t xml:space="preserve">Problem </w:t>
       </w:r>
       <w:r>
@@ -14313,6 +14952,15 @@
       <w:pPr>
         <w:pStyle w:val="Heading3"/>
       </w:pPr>
+      <w:r>
+        <w:rPr>
+          <w:rStyle w:val="SectionNumber"/>
+        </w:rPr>
+        <w:t xml:space="preserve">0.15.1</w:t>
+      </w:r>
+      <w:r>
+        <w:tab/>
+      </w:r>
       <w:r>
         <w:rPr>
           <w:rFonts w:hint="eastAsia"/>
@@ -14374,6 +15022,15 @@
       </w:pPr>
       <w:r>
         <w:rPr>
+          <w:rStyle w:val="SectionNumber"/>
+        </w:rPr>
+        <w:t xml:space="preserve">0.15.2</w:t>
+      </w:r>
+      <w:r>
+        <w:tab/>
+      </w:r>
+      <w:r>
+        <w:rPr>
           <w:rFonts w:hint="eastAsia"/>
         </w:rPr>
         <w:t xml:space="preserve">解决方式</w:t>
@@ -14514,6 +15171,15 @@
       <w:pPr>
         <w:pStyle w:val="Heading3"/>
       </w:pPr>
+      <w:r>
+        <w:rPr>
+          <w:rStyle w:val="SectionNumber"/>
+        </w:rPr>
+        <w:t xml:space="preserve">0.15.3</w:t>
+      </w:r>
+      <w:r>
+        <w:tab/>
+      </w:r>
       <w:r>
         <w:rPr>
           <w:rFonts w:hint="eastAsia"/>
@@ -14802,6 +15468,15 @@
       </w:pPr>
       <w:r>
         <w:rPr>
+          <w:rStyle w:val="SectionNumber"/>
+        </w:rPr>
+        <w:t xml:space="preserve">0.15.4</w:t>
+      </w:r>
+      <w:r>
+        <w:tab/>
+      </w:r>
+      <w:r>
+        <w:rPr>
           <w:rFonts w:hint="eastAsia"/>
         </w:rPr>
         <w:t xml:space="preserve">分析</w:t>
@@ -14893,6 +15568,15 @@
         <w:pStyle w:val="Heading2"/>
       </w:pPr>
       <w:r>
+        <w:rPr>
+          <w:rStyle w:val="SectionNumber"/>
+        </w:rPr>
+        <w:t xml:space="preserve">0.16</w:t>
+      </w:r>
+      <w:r>
+        <w:tab/>
+      </w:r>
+      <w:r>
         <w:t xml:space="preserve">Problem </w:t>
       </w:r>
       <w:r>
@@ -14916,6 +15600,15 @@
       <w:pPr>
         <w:pStyle w:val="Heading3"/>
       </w:pPr>
+      <w:r>
+        <w:rPr>
+          <w:rStyle w:val="SectionNumber"/>
+        </w:rPr>
+        <w:t xml:space="preserve">0.16.1</w:t>
+      </w:r>
+      <w:r>
+        <w:tab/>
+      </w:r>
       <w:r>
         <w:rPr>
           <w:rFonts w:hint="eastAsia"/>
@@ -14951,6 +15644,15 @@
       </w:pPr>
       <w:r>
         <w:rPr>
+          <w:rStyle w:val="SectionNumber"/>
+        </w:rPr>
+        <w:t xml:space="preserve">0.16.2</w:t>
+      </w:r>
+      <w:r>
+        <w:tab/>
+      </w:r>
+      <w:r>
+        <w:rPr>
           <w:rFonts w:hint="eastAsia"/>
         </w:rPr>
         <w:t xml:space="preserve">解决方式</w:t>
@@ -15093,6 +15795,15 @@
       </w:pPr>
       <w:r>
         <w:rPr>
+          <w:rStyle w:val="SectionNumber"/>
+        </w:rPr>
+        <w:t xml:space="preserve">0.16.3</w:t>
+      </w:r>
+      <w:r>
+        <w:tab/>
+      </w:r>
+      <w:r>
+        <w:rPr>
           <w:rFonts w:hint="eastAsia"/>
         </w:rPr>
         <w:t xml:space="preserve">问题答案</w:t>
@@ -15277,6 +15988,15 @@
       <w:pPr>
         <w:pStyle w:val="Heading3"/>
       </w:pPr>
+      <w:r>
+        <w:rPr>
+          <w:rStyle w:val="SectionNumber"/>
+        </w:rPr>
+        <w:t xml:space="preserve">0.16.4</w:t>
+      </w:r>
+      <w:r>
+        <w:tab/>
+      </w:r>
       <w:r>
         <w:rPr>
           <w:rFonts w:hint="eastAsia"/>
@@ -15329,6 +16049,15 @@
         <w:pStyle w:val="Heading2"/>
       </w:pPr>
       <w:r>
+        <w:rPr>
+          <w:rStyle w:val="SectionNumber"/>
+        </w:rPr>
+        <w:t xml:space="preserve">0.17</w:t>
+      </w:r>
+      <w:r>
+        <w:tab/>
+      </w:r>
+      <w:r>
         <w:t xml:space="preserve">Problem </w:t>
       </w:r>
       <w:r>
@@ -15343,6 +16072,15 @@
       <w:pPr>
         <w:pStyle w:val="Heading3"/>
       </w:pPr>
+      <w:r>
+        <w:rPr>
+          <w:rStyle w:val="SectionNumber"/>
+        </w:rPr>
+        <w:t xml:space="preserve">0.17.1</w:t>
+      </w:r>
+      <w:r>
+        <w:tab/>
+      </w:r>
       <w:r>
         <w:rPr>
           <w:rFonts w:hint="eastAsia"/>
@@ -15367,6 +16105,15 @@
       <w:pPr>
         <w:pStyle w:val="Heading3"/>
       </w:pPr>
+      <w:r>
+        <w:rPr>
+          <w:rStyle w:val="SectionNumber"/>
+        </w:rPr>
+        <w:t xml:space="preserve">0.17.2</w:t>
+      </w:r>
+      <w:r>
+        <w:tab/>
+      </w:r>
       <w:r>
         <w:rPr>
           <w:rFonts w:hint="eastAsia"/>
@@ -15440,6 +16187,15 @@
       </w:pPr>
       <w:r>
         <w:rPr>
+          <w:rStyle w:val="SectionNumber"/>
+        </w:rPr>
+        <w:t xml:space="preserve">0.17.3</w:t>
+      </w:r>
+      <w:r>
+        <w:tab/>
+      </w:r>
+      <w:r>
+        <w:rPr>
           <w:rFonts w:hint="eastAsia"/>
         </w:rPr>
         <w:t xml:space="preserve">问题答案</w:t>
@@ -15497,6 +16253,15 @@
       <w:pPr>
         <w:pStyle w:val="Heading3"/>
       </w:pPr>
+      <w:r>
+        <w:rPr>
+          <w:rStyle w:val="SectionNumber"/>
+        </w:rPr>
+        <w:t xml:space="preserve">0.17.4</w:t>
+      </w:r>
+      <w:r>
+        <w:tab/>
+      </w:r>
       <w:r>
         <w:rPr>
           <w:rFonts w:hint="eastAsia"/>
@@ -15557,6 +16322,15 @@
         <w:pStyle w:val="Heading2"/>
       </w:pPr>
       <w:r>
+        <w:rPr>
+          <w:rStyle w:val="SectionNumber"/>
+        </w:rPr>
+        <w:t xml:space="preserve">0.18</w:t>
+      </w:r>
+      <w:r>
+        <w:tab/>
+      </w:r>
+      <w:r>
         <w:t xml:space="preserve">Problem </w:t>
       </w:r>
       <w:r>
@@ -15571,6 +16345,15 @@
       <w:pPr>
         <w:pStyle w:val="Heading3"/>
       </w:pPr>
+      <w:r>
+        <w:rPr>
+          <w:rStyle w:val="SectionNumber"/>
+        </w:rPr>
+        <w:t xml:space="preserve">0.18.1</w:t>
+      </w:r>
+      <w:r>
+        <w:tab/>
+      </w:r>
       <w:r>
         <w:rPr>
           <w:rFonts w:hint="eastAsia"/>
@@ -15647,6 +16430,15 @@
       <w:pPr>
         <w:pStyle w:val="Heading3"/>
       </w:pPr>
+      <w:r>
+        <w:rPr>
+          <w:rStyle w:val="SectionNumber"/>
+        </w:rPr>
+        <w:t xml:space="preserve">0.18.2</w:t>
+      </w:r>
+      <w:r>
+        <w:tab/>
+      </w:r>
       <w:r>
         <w:rPr>
           <w:rFonts w:hint="eastAsia"/>
@@ -16024,6 +16816,15 @@
       </w:pPr>
       <w:r>
         <w:rPr>
+          <w:rStyle w:val="SectionNumber"/>
+        </w:rPr>
+        <w:t xml:space="preserve">0.18.3</w:t>
+      </w:r>
+      <w:r>
+        <w:tab/>
+      </w:r>
+      <w:r>
+        <w:rPr>
           <w:rFonts w:hint="eastAsia"/>
         </w:rPr>
         <w:t xml:space="preserve">问题答案</w:t>
@@ -16349,6 +17150,15 @@
       </w:pPr>
       <w:r>
         <w:rPr>
+          <w:rStyle w:val="SectionNumber"/>
+        </w:rPr>
+        <w:t xml:space="preserve">0.18.4</w:t>
+      </w:r>
+      <w:r>
+        <w:tab/>
+      </w:r>
+      <w:r>
+        <w:rPr>
           <w:rFonts w:hint="eastAsia"/>
         </w:rPr>
         <w:t xml:space="preserve">分析</w:t>
@@ -16475,6 +17285,15 @@
         <w:pStyle w:val="Heading2"/>
       </w:pPr>
       <w:r>
+        <w:rPr>
+          <w:rStyle w:val="SectionNumber"/>
+        </w:rPr>
+        <w:t xml:space="preserve">0.19</w:t>
+      </w:r>
+      <w:r>
+        <w:tab/>
+      </w:r>
+      <w:r>
         <w:t xml:space="preserve">Problem </w:t>
       </w:r>
       <w:r>
@@ -16506,6 +17325,15 @@
       <w:pPr>
         <w:pStyle w:val="Heading3"/>
       </w:pPr>
+      <w:r>
+        <w:rPr>
+          <w:rStyle w:val="SectionNumber"/>
+        </w:rPr>
+        <w:t xml:space="preserve">0.19.1</w:t>
+      </w:r>
+      <w:r>
+        <w:tab/>
+      </w:r>
       <w:r>
         <w:rPr>
           <w:rFonts w:hint="eastAsia"/>
@@ -16549,6 +17377,15 @@
       </w:pPr>
       <w:r>
         <w:rPr>
+          <w:rStyle w:val="SectionNumber"/>
+        </w:rPr>
+        <w:t xml:space="preserve">0.19.2</w:t>
+      </w:r>
+      <w:r>
+        <w:tab/>
+      </w:r>
+      <w:r>
+        <w:rPr>
           <w:rFonts w:hint="eastAsia"/>
         </w:rPr>
         <w:t xml:space="preserve">解决方式</w:t>
@@ -16665,6 +17502,15 @@
       <w:pPr>
         <w:pStyle w:val="Heading3"/>
       </w:pPr>
+      <w:r>
+        <w:rPr>
+          <w:rStyle w:val="SectionNumber"/>
+        </w:rPr>
+        <w:t xml:space="preserve">0.19.3</w:t>
+      </w:r>
+      <w:r>
+        <w:tab/>
+      </w:r>
       <w:r>
         <w:rPr>
           <w:rFonts w:hint="eastAsia"/>
@@ -16876,6 +17722,15 @@
       </w:pPr>
       <w:r>
         <w:rPr>
+          <w:rStyle w:val="SectionNumber"/>
+        </w:rPr>
+        <w:t xml:space="preserve">0.19.4</w:t>
+      </w:r>
+      <w:r>
+        <w:tab/>
+      </w:r>
+      <w:r>
+        <w:rPr>
           <w:rFonts w:hint="eastAsia"/>
         </w:rPr>
         <w:t xml:space="preserve">分析</w:t>
@@ -16939,6 +17794,15 @@
         <w:pStyle w:val="Heading2"/>
       </w:pPr>
       <w:r>
+        <w:rPr>
+          <w:rStyle w:val="SectionNumber"/>
+        </w:rPr>
+        <w:t xml:space="preserve">0.20</w:t>
+      </w:r>
+      <w:r>
+        <w:tab/>
+      </w:r>
+      <w:r>
         <w:t xml:space="preserve">Problem </w:t>
       </w:r>
       <w:r>
@@ -16953,6 +17817,15 @@
       <w:pPr>
         <w:pStyle w:val="Heading3"/>
       </w:pPr>
+      <w:r>
+        <w:rPr>
+          <w:rStyle w:val="SectionNumber"/>
+        </w:rPr>
+        <w:t xml:space="preserve">0.20.1</w:t>
+      </w:r>
+      <w:r>
+        <w:tab/>
+      </w:r>
       <w:r>
         <w:rPr>
           <w:rFonts w:hint="eastAsia"/>
@@ -16979,6 +17852,15 @@
       </w:pPr>
       <w:r>
         <w:rPr>
+          <w:rStyle w:val="SectionNumber"/>
+        </w:rPr>
+        <w:t xml:space="preserve">0.20.2</w:t>
+      </w:r>
+      <w:r>
+        <w:tab/>
+      </w:r>
+      <w:r>
+        <w:rPr>
           <w:rFonts w:hint="eastAsia"/>
         </w:rPr>
         <w:t xml:space="preserve">解决方式</w:t>
@@ -17012,6 +17894,15 @@
       </w:pPr>
       <w:r>
         <w:rPr>
+          <w:rStyle w:val="SectionNumber"/>
+        </w:rPr>
+        <w:t xml:space="preserve">0.20.3</w:t>
+      </w:r>
+      <w:r>
+        <w:tab/>
+      </w:r>
+      <w:r>
+        <w:rPr>
           <w:rFonts w:hint="eastAsia"/>
         </w:rPr>
         <w:t xml:space="preserve">问题答案</w:t>
@@ -17052,6 +17943,15 @@
       <w:pPr>
         <w:pStyle w:val="Heading3"/>
       </w:pPr>
+      <w:r>
+        <w:rPr>
+          <w:rStyle w:val="SectionNumber"/>
+        </w:rPr>
+        <w:t xml:space="preserve">0.20.4</w:t>
+      </w:r>
+      <w:r>
+        <w:tab/>
+      </w:r>
       <w:r>
         <w:rPr>
           <w:rFonts w:hint="eastAsia"/>
@@ -17100,6 +18000,15 @@
       <w:pPr>
         <w:pStyle w:val="Heading2"/>
       </w:pPr>
+      <w:r>
+        <w:rPr>
+          <w:rStyle w:val="SectionNumber"/>
+        </w:rPr>
+        <w:t xml:space="preserve">0.21</w:t>
+      </w:r>
+      <w:r>
+        <w:tab/>
+      </w:r>
       <w:r>
         <w:t xml:space="preserve">Problem </w:t>
       </w:r>
@@ -17181,6 +18090,15 @@
       </w:pPr>
       <w:r>
         <w:rPr>
+          <w:rStyle w:val="SectionNumber"/>
+        </w:rPr>
+        <w:t xml:space="preserve">0.21.1</w:t>
+      </w:r>
+      <w:r>
+        <w:tab/>
+      </w:r>
+      <w:r>
+        <w:rPr>
           <w:rFonts w:hint="eastAsia"/>
         </w:rPr>
         <w:t xml:space="preserve">待求问题</w:t>
@@ -17270,6 +18188,15 @@
       <w:pPr>
         <w:pStyle w:val="Heading3"/>
       </w:pPr>
+      <w:r>
+        <w:rPr>
+          <w:rStyle w:val="SectionNumber"/>
+        </w:rPr>
+        <w:t xml:space="preserve">0.21.2</w:t>
+      </w:r>
+      <w:r>
+        <w:tab/>
+      </w:r>
       <w:r>
         <w:rPr>
           <w:rFonts w:hint="eastAsia"/>
@@ -17647,6 +18574,15 @@
       </w:pPr>
       <w:r>
         <w:rPr>
+          <w:rStyle w:val="SectionNumber"/>
+        </w:rPr>
+        <w:t xml:space="preserve">0.21.3</w:t>
+      </w:r>
+      <w:r>
+        <w:tab/>
+      </w:r>
+      <w:r>
+        <w:rPr>
           <w:rFonts w:hint="eastAsia"/>
         </w:rPr>
         <w:t xml:space="preserve">问题答案</w:t>
@@ -18218,6 +19154,15 @@
       </w:pPr>
       <w:r>
         <w:rPr>
+          <w:rStyle w:val="SectionNumber"/>
+        </w:rPr>
+        <w:t xml:space="preserve">0.21.4</w:t>
+      </w:r>
+      <w:r>
+        <w:tab/>
+      </w:r>
+      <w:r>
+        <w:rPr>
           <w:rFonts w:hint="eastAsia"/>
         </w:rPr>
         <w:t xml:space="preserve">分析</w:t>
@@ -18306,6 +19251,15 @@
         <w:pStyle w:val="Heading2"/>
       </w:pPr>
       <w:r>
+        <w:rPr>
+          <w:rStyle w:val="SectionNumber"/>
+        </w:rPr>
+        <w:t xml:space="preserve">0.22</w:t>
+      </w:r>
+      <w:r>
+        <w:tab/>
+      </w:r>
+      <w:r>
         <w:t xml:space="preserve">Problem </w:t>
       </w:r>
       <w:r>
@@ -18343,6 +19297,15 @@
       <w:pPr>
         <w:pStyle w:val="Heading3"/>
       </w:pPr>
+      <w:r>
+        <w:rPr>
+          <w:rStyle w:val="SectionNumber"/>
+        </w:rPr>
+        <w:t xml:space="preserve">0.22.1</w:t>
+      </w:r>
+      <w:r>
+        <w:tab/>
+      </w:r>
       <w:r>
         <w:rPr>
           <w:rFonts w:hint="eastAsia"/>
@@ -18495,6 +19458,15 @@
       </w:pPr>
       <w:r>
         <w:rPr>
+          <w:rStyle w:val="SectionNumber"/>
+        </w:rPr>
+        <w:t xml:space="preserve">0.22.2</w:t>
+      </w:r>
+      <w:r>
+        <w:tab/>
+      </w:r>
+      <w:r>
+        <w:rPr>
           <w:rFonts w:hint="eastAsia"/>
         </w:rPr>
         <w:t xml:space="preserve">解决方式</w:t>
@@ -18669,6 +19641,15 @@
       <w:pPr>
         <w:pStyle w:val="Heading3"/>
       </w:pPr>
+      <w:r>
+        <w:rPr>
+          <w:rStyle w:val="SectionNumber"/>
+        </w:rPr>
+        <w:t xml:space="preserve">0.22.3</w:t>
+      </w:r>
+      <w:r>
+        <w:tab/>
+      </w:r>
       <w:r>
         <w:rPr>
           <w:rFonts w:hint="eastAsia"/>
@@ -18792,6 +19773,15 @@
       <w:pPr>
         <w:pStyle w:val="Heading3"/>
       </w:pPr>
+      <w:r>
+        <w:rPr>
+          <w:rStyle w:val="SectionNumber"/>
+        </w:rPr>
+        <w:t xml:space="preserve">0.22.4</w:t>
+      </w:r>
+      <w:r>
+        <w:tab/>
+      </w:r>
       <w:r>
         <w:rPr>
           <w:rFonts w:hint="eastAsia"/>
